--- a/lessons/5-1/downloads/reveal/teacher/5.1-session-1-prerequisite-practice-b.docx
+++ b/lessons/5-1/downloads/reveal/teacher/5.1-session-1-prerequisite-practice-b.docx
@@ -15,10 +15,28 @@
         <w:rPr>
           <w:rFonts w:ascii="Avenir Next" w:hAnsi="Avenir Next" w:cs="Avenir Next" w:eastAsia="Avenir Next"/>
           <w:color w:val="1A1A1A"/>
+          <w:sz w:val="22"/>
+          <w:szCs w:val="20"/>
+        </w:rPr>
+        <w:t xml:space="preserve">Name</w:t>
+      </w:r>
+      <w:r>
+        <w:rPr>
+          <w:rFonts w:ascii="Avenir Next" w:hAnsi="Avenir Next" w:cs="Avenir Next" w:eastAsia="Avenir Next"/>
+          <w:color w:val="1A1A1A"/>
           <w:sz w:val="20"/>
           <w:szCs w:val="20"/>
         </w:rPr>
-        <w:t xml:space="preserve">Name</w:t>
+        <w:tab/>
+      </w:r>
+      <w:r>
+        <w:rPr>
+          <w:rFonts w:ascii="Avenir Next" w:hAnsi="Avenir Next" w:cs="Avenir Next" w:eastAsia="Avenir Next"/>
+          <w:color w:val="1A1A1A"/>
+          <w:sz w:val="22"/>
+          <w:szCs w:val="20"/>
+        </w:rPr>
+        <w:t xml:space="preserve">   Date</w:t>
       </w:r>
       <w:r>
         <w:rPr>
@@ -33,25 +51,7 @@
         <w:rPr>
           <w:rFonts w:ascii="Avenir Next" w:hAnsi="Avenir Next" w:cs="Avenir Next" w:eastAsia="Avenir Next"/>
           <w:color w:val="1A1A1A"/>
-          <w:sz w:val="20"/>
-          <w:szCs w:val="20"/>
-        </w:rPr>
-        <w:t xml:space="preserve">   Date</w:t>
-      </w:r>
-      <w:r>
-        <w:rPr>
-          <w:rFonts w:ascii="Avenir Next" w:hAnsi="Avenir Next" w:cs="Avenir Next" w:eastAsia="Avenir Next"/>
-          <w:color w:val="1A1A1A"/>
-          <w:sz w:val="20"/>
-          <w:szCs w:val="20"/>
-        </w:rPr>
-        <w:tab/>
-      </w:r>
-      <w:r>
-        <w:rPr>
-          <w:rFonts w:ascii="Avenir Next" w:hAnsi="Avenir Next" w:cs="Avenir Next" w:eastAsia="Avenir Next"/>
-          <w:color w:val="1A1A1A"/>
-          <w:sz w:val="20"/>
+          <w:sz w:val="22"/>
           <w:szCs w:val="20"/>
         </w:rPr>
         <w:t xml:space="preserve">   Period</w:t>
@@ -78,7 +78,7 @@
           <w:caps/>
           <w:color w:val="003A70"/>
           <w:spacing w:val="12"/>
-          <w:sz w:val="19"/>
+          <w:sz w:val="22"/>
           <w:szCs w:val="19"/>
         </w:rPr>
         <w:t xml:space="preserve">Lesson 5-1  ·  Session 1  ·  Prerequisite Practice B  ·  Skill 1 of 2</w:t>
@@ -86,6 +86,7 @@
     </w:p>
     <w:p>
       <w:pPr>
+        <w:pStyle w:val="Heading1"/>
         <w:keepNext/>
         <w:spacing w:before="0" w:after="10" w:line="240" w:lineRule="auto"/>
       </w:pPr>
@@ -111,7 +112,7 @@
         <w:rPr>
           <w:rFonts w:ascii="Avenir Next" w:hAnsi="Avenir Next" w:cs="Avenir Next" w:eastAsia="Avenir Next"/>
           <w:color w:val="5A5F66"/>
-          <w:sz w:val="17"/>
+          <w:sz w:val="22"/>
           <w:szCs w:val="17"/>
         </w:rPr>
         <w:t xml:space="preserve">Builds on Grade 4 · 4.G.A.1</w:t>
@@ -154,6 +155,7 @@
           </w:tcPr>
           <w:p>
             <w:pPr>
+              <w:pStyle w:val="Heading2"/>
               <w:spacing w:before="0" w:after="0" w:line="252" w:lineRule="auto"/>
             </w:pPr>
             <w:r>
@@ -183,7 +185,7 @@
               <w:rPr>
                 <w:rFonts w:ascii="Avenir Next" w:hAnsi="Avenir Next" w:cs="Avenir Next" w:eastAsia="Avenir Next"/>
                 <w:color w:val="1A1A1A"/>
-                <w:sz w:val="20"/>
+                <w:sz w:val="22"/>
                 <w:szCs w:val="20"/>
               </w:rPr>
               <w:t xml:space="preserve">You will pick the 5 ft height, not the 8 ft slanted side, to find a banner’s area.</w:t>
@@ -203,6 +205,7 @@
           </w:tcPr>
           <w:p>
             <w:pPr>
+              <w:pStyle w:val="Heading2"/>
               <w:spacing w:before="0" w:after="0" w:line="252" w:lineRule="auto"/>
             </w:pPr>
             <w:r>
@@ -232,7 +235,7 @@
               <w:rPr>
                 <w:rFonts w:ascii="Avenir Next" w:hAnsi="Avenir Next" w:cs="Avenir Next" w:eastAsia="Avenir Next"/>
                 <w:color w:val="1A1A1A"/>
-                <w:sz w:val="20"/>
+                <w:sz w:val="22"/>
                 <w:szCs w:val="20"/>
               </w:rPr>
               <w:t xml:space="preserve">Tell the base and the height of a parallelogram.  </w:t>
@@ -242,7 +245,7 @@
                 <w:rFonts w:ascii="Avenir Next" w:hAnsi="Avenir Next" w:cs="Avenir Next" w:eastAsia="Avenir Next"/>
                 <w:b/>
                 <w:color w:val="1A1A1A"/>
-                <w:sz w:val="20"/>
+                <w:sz w:val="22"/>
                 <w:szCs w:val="20"/>
               </w:rPr>
               <w:t xml:space="preserve">You will use it in Practice Form A, problems 2 and 5.</w:t>
@@ -253,6 +256,7 @@
     </w:tbl>
     <w:p>
       <w:pPr>
+        <w:pStyle w:val="Heading2"/>
         <w:keepNext/>
         <w:pBdr>
           <w:bottom w:val="single" w:sz="8" w:space="3" w:color="003A70"/>
@@ -268,7 +272,7 @@
           <w:b/>
           <w:color w:val="003A70"/>
           <w:spacing w:val="14"/>
-          <w:sz w:val="19"/>
+          <w:sz w:val="22"/>
           <w:szCs w:val="19"/>
         </w:rPr>
         <w:t xml:space="preserve">STEPS TO FOLLOW</w:t>
@@ -287,7 +291,7 @@
           <w:rFonts w:ascii="Avenir Next" w:hAnsi="Avenir Next" w:cs="Avenir Next" w:eastAsia="Avenir Next"/>
           <w:i/>
           <w:color w:val="5A5F66"/>
-          <w:sz w:val="17"/>
+          <w:sz w:val="22"/>
           <w:szCs w:val="17"/>
         </w:rPr>
         <w:t xml:space="preserve">use these same steps on every problem</w:t>
@@ -329,6 +333,7 @@
           </w:tcPr>
           <w:p>
             <w:pPr>
+              <w:pStyle w:val="Heading1"/>
               <w:spacing w:before="0" w:after="0" w:line="240" w:lineRule="auto"/>
               <w:jc w:val="center"/>
             </w:pPr>
@@ -357,7 +362,7 @@
               <w:rPr>
                 <w:rFonts w:ascii="Avenir Next" w:hAnsi="Avenir Next" w:cs="Avenir Next" w:eastAsia="Avenir Next"/>
                 <w:color w:val="1A1A1A"/>
-                <w:sz w:val="21"/>
+                <w:sz w:val="22"/>
                 <w:szCs w:val="21"/>
               </w:rPr>
               <w:t xml:space="preserve">Find the </w:t>
@@ -367,7 +372,7 @@
                 <w:rFonts w:ascii="Avenir Next" w:hAnsi="Avenir Next" w:cs="Avenir Next" w:eastAsia="Avenir Next"/>
                 <w:b/>
                 <w:color w:val="1A1A1A"/>
-                <w:sz w:val="21"/>
+                <w:sz w:val="22"/>
                 <w:szCs w:val="21"/>
               </w:rPr>
               <w:t xml:space="preserve">base</w:t>
@@ -376,7 +381,7 @@
               <w:rPr>
                 <w:rFonts w:ascii="Avenir Next" w:hAnsi="Avenir Next" w:cs="Avenir Next" w:eastAsia="Avenir Next"/>
                 <w:color w:val="1A1A1A"/>
-                <w:sz w:val="21"/>
+                <w:sz w:val="22"/>
                 <w:szCs w:val="21"/>
               </w:rPr>
               <w:t xml:space="preserve">: the side the shape sits on.</w:t>
@@ -395,6 +400,7 @@
           </w:tcPr>
           <w:p>
             <w:pPr>
+              <w:pStyle w:val="Heading1"/>
               <w:spacing w:before="0" w:after="0" w:line="240" w:lineRule="auto"/>
               <w:jc w:val="center"/>
             </w:pPr>
@@ -423,7 +429,7 @@
               <w:rPr>
                 <w:rFonts w:ascii="Avenir Next" w:hAnsi="Avenir Next" w:cs="Avenir Next" w:eastAsia="Avenir Next"/>
                 <w:color w:val="1A1A1A"/>
-                <w:sz w:val="21"/>
+                <w:sz w:val="22"/>
                 <w:szCs w:val="21"/>
               </w:rPr>
               <w:t xml:space="preserve">Find the </w:t>
@@ -433,7 +439,7 @@
                 <w:rFonts w:ascii="Avenir Next" w:hAnsi="Avenir Next" w:cs="Avenir Next" w:eastAsia="Avenir Next"/>
                 <w:b/>
                 <w:color w:val="1A1A1A"/>
-                <w:sz w:val="21"/>
+                <w:sz w:val="22"/>
                 <w:szCs w:val="21"/>
               </w:rPr>
               <w:t xml:space="preserve">height</w:t>
@@ -442,7 +448,7 @@
               <w:rPr>
                 <w:rFonts w:ascii="Avenir Next" w:hAnsi="Avenir Next" w:cs="Avenir Next" w:eastAsia="Avenir Next"/>
                 <w:color w:val="1A1A1A"/>
-                <w:sz w:val="21"/>
+                <w:sz w:val="22"/>
                 <w:szCs w:val="21"/>
               </w:rPr>
               <w:t xml:space="preserve">: the dashed line with a square corner.</w:t>
@@ -461,6 +467,7 @@
           </w:tcPr>
           <w:p>
             <w:pPr>
+              <w:pStyle w:val="Heading1"/>
               <w:spacing w:before="0" w:after="0" w:line="240" w:lineRule="auto"/>
               <w:jc w:val="center"/>
             </w:pPr>
@@ -489,7 +496,7 @@
               <w:rPr>
                 <w:rFonts w:ascii="Avenir Next" w:hAnsi="Avenir Next" w:cs="Avenir Next" w:eastAsia="Avenir Next"/>
                 <w:color w:val="1A1A1A"/>
-                <w:sz w:val="21"/>
+                <w:sz w:val="22"/>
                 <w:szCs w:val="21"/>
               </w:rPr>
               <w:t xml:space="preserve">A </w:t>
@@ -499,7 +506,7 @@
                 <w:rFonts w:ascii="Avenir Next" w:hAnsi="Avenir Next" w:cs="Avenir Next" w:eastAsia="Avenir Next"/>
                 <w:b/>
                 <w:color w:val="1A1A1A"/>
-                <w:sz w:val="21"/>
+                <w:sz w:val="22"/>
                 <w:szCs w:val="21"/>
               </w:rPr>
               <w:t xml:space="preserve">slanted</w:t>
@@ -508,7 +515,7 @@
               <w:rPr>
                 <w:rFonts w:ascii="Avenir Next" w:hAnsi="Avenir Next" w:cs="Avenir Next" w:eastAsia="Avenir Next"/>
                 <w:color w:val="1A1A1A"/>
-                <w:sz w:val="21"/>
+                <w:sz w:val="22"/>
                 <w:szCs w:val="21"/>
               </w:rPr>
               <w:t xml:space="preserve"> side is never the height.</w:t>
@@ -519,6 +526,7 @@
     </w:tbl>
     <w:p>
       <w:pPr>
+        <w:pStyle w:val="Heading2"/>
         <w:keepNext/>
         <w:pBdr>
           <w:bottom w:val="single" w:sz="8" w:space="3" w:color="003A70"/>
@@ -534,7 +542,7 @@
           <w:b/>
           <w:color w:val="003A70"/>
           <w:spacing w:val="14"/>
-          <w:sz w:val="19"/>
+          <w:sz w:val="22"/>
           <w:szCs w:val="19"/>
         </w:rPr>
         <w:t xml:space="preserve">WATCH ME</w:t>
@@ -553,7 +561,7 @@
           <w:rFonts w:ascii="Avenir Next" w:hAnsi="Avenir Next" w:cs="Avenir Next" w:eastAsia="Avenir Next"/>
           <w:i/>
           <w:color w:val="5A5F66"/>
-          <w:sz w:val="17"/>
+          <w:sz w:val="22"/>
           <w:szCs w:val="17"/>
         </w:rPr>
         <w:t xml:space="preserve">the steps in action</w:t>
@@ -602,7 +610,7 @@
                 <w:rFonts w:ascii="Avenir Next" w:hAnsi="Avenir Next" w:cs="Avenir Next" w:eastAsia="Avenir Next"/>
                 <w:b/>
                 <w:color w:val="1A1A1A"/>
-                <w:sz w:val="21"/>
+                <w:sz w:val="22"/>
                 <w:szCs w:val="21"/>
               </w:rPr>
               <w:t xml:space="preserve">Name the base and the height.</w:t>
@@ -621,25 +629,25 @@
                 <w:rFonts w:ascii="Avenir Next" w:hAnsi="Avenir Next" w:cs="Avenir Next" w:eastAsia="Avenir Next"/>
                 <w:b/>
                 <w:color w:val="003A70"/>
+                <w:sz w:val="22"/>
+                <w:szCs w:val="19"/>
+              </w:rPr>
+              <w:t xml:space="preserve">Step 1</w:t>
+            </w:r>
+            <w:r>
+              <w:rPr>
+                <w:rFonts w:ascii="Avenir Next" w:hAnsi="Avenir Next" w:cs="Avenir Next" w:eastAsia="Avenir Next"/>
+                <w:color w:val="1A1A1A"/>
                 <w:sz w:val="19"/>
                 <w:szCs w:val="19"/>
               </w:rPr>
-              <w:t xml:space="preserve">Step 1</w:t>
-            </w:r>
-            <w:r>
-              <w:rPr>
-                <w:rFonts w:ascii="Avenir Next" w:hAnsi="Avenir Next" w:cs="Avenir Next" w:eastAsia="Avenir Next"/>
-                <w:color w:val="1A1A1A"/>
-                <w:sz w:val="19"/>
-                <w:szCs w:val="19"/>
-              </w:rPr>
               <w:tab/>
             </w:r>
             <w:r>
               <w:rPr>
                 <w:rFonts w:ascii="Avenir Next" w:hAnsi="Avenir Next" w:cs="Avenir Next" w:eastAsia="Avenir Next"/>
                 <w:color w:val="1A1A1A"/>
-                <w:sz w:val="21"/>
+                <w:sz w:val="22"/>
                 <w:szCs w:val="21"/>
               </w:rPr>
               <w:t xml:space="preserve">The base is 10 cm. The shape sits on it.</w:t>
@@ -658,25 +666,25 @@
                 <w:rFonts w:ascii="Avenir Next" w:hAnsi="Avenir Next" w:cs="Avenir Next" w:eastAsia="Avenir Next"/>
                 <w:b/>
                 <w:color w:val="003A70"/>
+                <w:sz w:val="22"/>
+                <w:szCs w:val="19"/>
+              </w:rPr>
+              <w:t xml:space="preserve">Step 2</w:t>
+            </w:r>
+            <w:r>
+              <w:rPr>
+                <w:rFonts w:ascii="Avenir Next" w:hAnsi="Avenir Next" w:cs="Avenir Next" w:eastAsia="Avenir Next"/>
+                <w:color w:val="1A1A1A"/>
                 <w:sz w:val="19"/>
                 <w:szCs w:val="19"/>
               </w:rPr>
-              <w:t xml:space="preserve">Step 2</w:t>
-            </w:r>
-            <w:r>
-              <w:rPr>
-                <w:rFonts w:ascii="Avenir Next" w:hAnsi="Avenir Next" w:cs="Avenir Next" w:eastAsia="Avenir Next"/>
-                <w:color w:val="1A1A1A"/>
-                <w:sz w:val="19"/>
-                <w:szCs w:val="19"/>
-              </w:rPr>
               <w:tab/>
             </w:r>
             <w:r>
               <w:rPr>
                 <w:rFonts w:ascii="Avenir Next" w:hAnsi="Avenir Next" w:cs="Avenir Next" w:eastAsia="Avenir Next"/>
                 <w:color w:val="1A1A1A"/>
-                <w:sz w:val="21"/>
+                <w:sz w:val="22"/>
                 <w:szCs w:val="21"/>
               </w:rPr>
               <w:t xml:space="preserve">The height is 6 cm. The dashed line has a square corner.</w:t>
@@ -695,25 +703,25 @@
                 <w:rFonts w:ascii="Avenir Next" w:hAnsi="Avenir Next" w:cs="Avenir Next" w:eastAsia="Avenir Next"/>
                 <w:b/>
                 <w:color w:val="003A70"/>
+                <w:sz w:val="22"/>
+                <w:szCs w:val="19"/>
+              </w:rPr>
+              <w:t xml:space="preserve">Step 3</w:t>
+            </w:r>
+            <w:r>
+              <w:rPr>
+                <w:rFonts w:ascii="Avenir Next" w:hAnsi="Avenir Next" w:cs="Avenir Next" w:eastAsia="Avenir Next"/>
+                <w:color w:val="1A1A1A"/>
                 <w:sz w:val="19"/>
                 <w:szCs w:val="19"/>
               </w:rPr>
-              <w:t xml:space="preserve">Step 3</w:t>
-            </w:r>
-            <w:r>
-              <w:rPr>
-                <w:rFonts w:ascii="Avenir Next" w:hAnsi="Avenir Next" w:cs="Avenir Next" w:eastAsia="Avenir Next"/>
-                <w:color w:val="1A1A1A"/>
-                <w:sz w:val="19"/>
-                <w:szCs w:val="19"/>
-              </w:rPr>
               <w:tab/>
             </w:r>
             <w:r>
               <w:rPr>
                 <w:rFonts w:ascii="Avenir Next" w:hAnsi="Avenir Next" w:cs="Avenir Next" w:eastAsia="Avenir Next"/>
                 <w:color w:val="1A1A1A"/>
-                <w:sz w:val="21"/>
+                <w:sz w:val="22"/>
                 <w:szCs w:val="21"/>
               </w:rPr>
               <w:t xml:space="preserve">The 7 cm slanted side is not used.</w:t>
@@ -732,18 +740,18 @@
                 <w:rFonts w:ascii="Avenir Next" w:hAnsi="Avenir Next" w:cs="Avenir Next" w:eastAsia="Avenir Next"/>
                 <w:b/>
                 <w:color w:val="1A1A1A"/>
+                <w:sz w:val="22"/>
+                <w:szCs w:val="21"/>
+              </w:rPr>
+              <w:t xml:space="preserve">Answer</w:t>
+            </w:r>
+            <w:r>
+              <w:rPr>
+                <w:rFonts w:ascii="Avenir Next" w:hAnsi="Avenir Next" w:cs="Avenir Next" w:eastAsia="Avenir Next"/>
+                <w:color w:val="1A1A1A"/>
                 <w:sz w:val="21"/>
                 <w:szCs w:val="21"/>
               </w:rPr>
-              <w:t xml:space="preserve">Answer</w:t>
-            </w:r>
-            <w:r>
-              <w:rPr>
-                <w:rFonts w:ascii="Avenir Next" w:hAnsi="Avenir Next" w:cs="Avenir Next" w:eastAsia="Avenir Next"/>
-                <w:color w:val="1A1A1A"/>
-                <w:sz w:val="21"/>
-                <w:szCs w:val="21"/>
-              </w:rPr>
               <w:tab/>
             </w:r>
             <w:r>
@@ -751,7 +759,7 @@
                 <w:rFonts w:ascii="Avenir Next" w:hAnsi="Avenir Next" w:cs="Avenir Next" w:eastAsia="Avenir Next"/>
                 <w:b/>
                 <w:color w:val="1A1A1A"/>
-                <w:sz w:val="21"/>
+                <w:sz w:val="22"/>
                 <w:szCs w:val="21"/>
               </w:rPr>
               <w:t xml:space="preserve">Base 10 cm, height 6 cm</w:t>
@@ -772,7 +780,7 @@
               <w:drawing>
                 <wp:inline distT="0" distB="0" distL="0" distR="0">
                   <wp:extent cx="2377440" cy="1227065"/>
-                  <wp:docPr id="1" name="Figure 1"/>
+                  <wp:docPr id="1" name="Figure 1" descr="Parallelogram. Dims: base: 10 cm; height: 6 cm; side: 7 cm."/>
                   <a:graphic xmlns:a="http://schemas.openxmlformats.org/drawingml/2006/main">
                     <a:graphicData uri="http://schemas.openxmlformats.org/drawingml/2006/picture">
                       <pic:pic xmlns:pic="http://schemas.openxmlformats.org/drawingml/2006/picture">
@@ -812,6 +820,7 @@
     </w:p>
     <w:p>
       <w:pPr>
+        <w:pStyle w:val="Heading2"/>
         <w:keepNext/>
         <w:pBdr>
           <w:bottom w:val="single" w:sz="8" w:space="3" w:color="003A70"/>
@@ -827,7 +836,7 @@
           <w:b/>
           <w:color w:val="003A70"/>
           <w:spacing w:val="14"/>
-          <w:sz w:val="19"/>
+          <w:sz w:val="22"/>
           <w:szCs w:val="19"/>
         </w:rPr>
         <w:t xml:space="preserve">TRY IT WITH HELP</w:t>
@@ -846,7 +855,7 @@
           <w:rFonts w:ascii="Avenir Next" w:hAnsi="Avenir Next" w:cs="Avenir Next" w:eastAsia="Avenir Next"/>
           <w:i/>
           <w:color w:val="5A5F66"/>
-          <w:sz w:val="17"/>
+          <w:sz w:val="22"/>
           <w:szCs w:val="17"/>
         </w:rPr>
         <w:t xml:space="preserve">fill in each step</w:t>
@@ -904,25 +913,25 @@
           <w:rFonts w:ascii="Avenir Next" w:hAnsi="Avenir Next" w:cs="Avenir Next" w:eastAsia="Avenir Next"/>
           <w:b/>
           <w:color w:val="003A70"/>
+          <w:sz w:val="22"/>
+          <w:szCs w:val="18"/>
+        </w:rPr>
+        <w:t xml:space="preserve">Step 1</w:t>
+      </w:r>
+      <w:r>
+        <w:rPr>
+          <w:rFonts w:ascii="Avenir Next" w:hAnsi="Avenir Next" w:cs="Avenir Next" w:eastAsia="Avenir Next"/>
+          <w:color w:val="1A1A1A"/>
           <w:sz w:val="18"/>
           <w:szCs w:val="18"/>
         </w:rPr>
-        <w:t xml:space="preserve">Step 1</w:t>
-      </w:r>
-      <w:r>
-        <w:rPr>
-          <w:rFonts w:ascii="Avenir Next" w:hAnsi="Avenir Next" w:cs="Avenir Next" w:eastAsia="Avenir Next"/>
-          <w:color w:val="1A1A1A"/>
-          <w:sz w:val="18"/>
-          <w:szCs w:val="18"/>
-        </w:rPr>
         <w:tab/>
       </w:r>
       <w:r>
         <w:rPr>
           <w:rFonts w:ascii="Avenir Next" w:hAnsi="Avenir Next" w:cs="Avenir Next" w:eastAsia="Avenir Next"/>
           <w:color w:val="1A1A1A"/>
-          <w:sz w:val="21"/>
+          <w:sz w:val="22"/>
           <w:szCs w:val="21"/>
         </w:rPr>
         <w:t xml:space="preserve">The base is </w:t>
@@ -941,7 +950,7 @@
         <w:rPr>
           <w:rFonts w:ascii="Avenir Next" w:hAnsi="Avenir Next" w:cs="Avenir Next" w:eastAsia="Avenir Next"/>
           <w:color w:val="1A1A1A"/>
-          <w:sz w:val="21"/>
+          <w:sz w:val="22"/>
           <w:szCs w:val="21"/>
         </w:rPr>
         <w:t xml:space="preserve"> cm.</w:t>
@@ -961,25 +970,25 @@
           <w:rFonts w:ascii="Avenir Next" w:hAnsi="Avenir Next" w:cs="Avenir Next" w:eastAsia="Avenir Next"/>
           <w:b/>
           <w:color w:val="003A70"/>
+          <w:sz w:val="22"/>
+          <w:szCs w:val="18"/>
+        </w:rPr>
+        <w:t xml:space="preserve">Step 2</w:t>
+      </w:r>
+      <w:r>
+        <w:rPr>
+          <w:rFonts w:ascii="Avenir Next" w:hAnsi="Avenir Next" w:cs="Avenir Next" w:eastAsia="Avenir Next"/>
+          <w:color w:val="1A1A1A"/>
           <w:sz w:val="18"/>
           <w:szCs w:val="18"/>
         </w:rPr>
-        <w:t xml:space="preserve">Step 2</w:t>
-      </w:r>
-      <w:r>
-        <w:rPr>
-          <w:rFonts w:ascii="Avenir Next" w:hAnsi="Avenir Next" w:cs="Avenir Next" w:eastAsia="Avenir Next"/>
-          <w:color w:val="1A1A1A"/>
-          <w:sz w:val="18"/>
-          <w:szCs w:val="18"/>
-        </w:rPr>
         <w:tab/>
       </w:r>
       <w:r>
         <w:rPr>
           <w:rFonts w:ascii="Avenir Next" w:hAnsi="Avenir Next" w:cs="Avenir Next" w:eastAsia="Avenir Next"/>
           <w:color w:val="1A1A1A"/>
-          <w:sz w:val="21"/>
+          <w:sz w:val="22"/>
           <w:szCs w:val="21"/>
         </w:rPr>
         <w:t xml:space="preserve">The height is </w:t>
@@ -998,7 +1007,7 @@
         <w:rPr>
           <w:rFonts w:ascii="Avenir Next" w:hAnsi="Avenir Next" w:cs="Avenir Next" w:eastAsia="Avenir Next"/>
           <w:color w:val="1A1A1A"/>
-          <w:sz w:val="21"/>
+          <w:sz w:val="22"/>
           <w:szCs w:val="21"/>
         </w:rPr>
         <w:t xml:space="preserve"> cm.</w:t>
@@ -1018,25 +1027,25 @@
           <w:rFonts w:ascii="Avenir Next" w:hAnsi="Avenir Next" w:cs="Avenir Next" w:eastAsia="Avenir Next"/>
           <w:b/>
           <w:color w:val="003A70"/>
+          <w:sz w:val="22"/>
+          <w:szCs w:val="18"/>
+        </w:rPr>
+        <w:t xml:space="preserve">Step 3</w:t>
+      </w:r>
+      <w:r>
+        <w:rPr>
+          <w:rFonts w:ascii="Avenir Next" w:hAnsi="Avenir Next" w:cs="Avenir Next" w:eastAsia="Avenir Next"/>
+          <w:color w:val="1A1A1A"/>
           <w:sz w:val="18"/>
           <w:szCs w:val="18"/>
         </w:rPr>
-        <w:t xml:space="preserve">Step 3</w:t>
-      </w:r>
-      <w:r>
-        <w:rPr>
-          <w:rFonts w:ascii="Avenir Next" w:hAnsi="Avenir Next" w:cs="Avenir Next" w:eastAsia="Avenir Next"/>
-          <w:color w:val="1A1A1A"/>
-          <w:sz w:val="18"/>
-          <w:szCs w:val="18"/>
-        </w:rPr>
         <w:tab/>
       </w:r>
       <w:r>
         <w:rPr>
           <w:rFonts w:ascii="Avenir Next" w:hAnsi="Avenir Next" w:cs="Avenir Next" w:eastAsia="Avenir Next"/>
           <w:color w:val="1A1A1A"/>
-          <w:sz w:val="21"/>
+          <w:sz w:val="22"/>
           <w:szCs w:val="21"/>
         </w:rPr>
         <w:t xml:space="preserve">The slanted side, </w:t>
@@ -1055,7 +1064,7 @@
         <w:rPr>
           <w:rFonts w:ascii="Avenir Next" w:hAnsi="Avenir Next" w:cs="Avenir Next" w:eastAsia="Avenir Next"/>
           <w:color w:val="1A1A1A"/>
-          <w:sz w:val="21"/>
+          <w:sz w:val="22"/>
           <w:szCs w:val="21"/>
         </w:rPr>
         <w:t xml:space="preserve"> cm, is not used.</w:t>
@@ -1118,25 +1127,25 @@
           <w:rFonts w:ascii="Avenir Next" w:hAnsi="Avenir Next" w:cs="Avenir Next" w:eastAsia="Avenir Next"/>
           <w:b/>
           <w:color w:val="003A70"/>
+          <w:sz w:val="22"/>
+          <w:szCs w:val="18"/>
+        </w:rPr>
+        <w:t xml:space="preserve">Step 1</w:t>
+      </w:r>
+      <w:r>
+        <w:rPr>
+          <w:rFonts w:ascii="Avenir Next" w:hAnsi="Avenir Next" w:cs="Avenir Next" w:eastAsia="Avenir Next"/>
+          <w:color w:val="1A1A1A"/>
           <w:sz w:val="18"/>
           <w:szCs w:val="18"/>
         </w:rPr>
-        <w:t xml:space="preserve">Step 1</w:t>
-      </w:r>
-      <w:r>
-        <w:rPr>
-          <w:rFonts w:ascii="Avenir Next" w:hAnsi="Avenir Next" w:cs="Avenir Next" w:eastAsia="Avenir Next"/>
-          <w:color w:val="1A1A1A"/>
-          <w:sz w:val="18"/>
-          <w:szCs w:val="18"/>
-        </w:rPr>
         <w:tab/>
       </w:r>
       <w:r>
         <w:rPr>
           <w:rFonts w:ascii="Avenir Next" w:hAnsi="Avenir Next" w:cs="Avenir Next" w:eastAsia="Avenir Next"/>
           <w:color w:val="1A1A1A"/>
-          <w:sz w:val="21"/>
+          <w:sz w:val="22"/>
           <w:szCs w:val="21"/>
         </w:rPr>
         <w:t xml:space="preserve">The base is </w:t>
@@ -1155,7 +1164,7 @@
         <w:rPr>
           <w:rFonts w:ascii="Avenir Next" w:hAnsi="Avenir Next" w:cs="Avenir Next" w:eastAsia="Avenir Next"/>
           <w:color w:val="1A1A1A"/>
-          <w:sz w:val="21"/>
+          <w:sz w:val="22"/>
           <w:szCs w:val="21"/>
         </w:rPr>
         <w:t xml:space="preserve"> in.</w:t>
@@ -1175,25 +1184,25 @@
           <w:rFonts w:ascii="Avenir Next" w:hAnsi="Avenir Next" w:cs="Avenir Next" w:eastAsia="Avenir Next"/>
           <w:b/>
           <w:color w:val="003A70"/>
+          <w:sz w:val="22"/>
+          <w:szCs w:val="18"/>
+        </w:rPr>
+        <w:t xml:space="preserve">Step 2</w:t>
+      </w:r>
+      <w:r>
+        <w:rPr>
+          <w:rFonts w:ascii="Avenir Next" w:hAnsi="Avenir Next" w:cs="Avenir Next" w:eastAsia="Avenir Next"/>
+          <w:color w:val="1A1A1A"/>
           <w:sz w:val="18"/>
           <w:szCs w:val="18"/>
         </w:rPr>
-        <w:t xml:space="preserve">Step 2</w:t>
-      </w:r>
-      <w:r>
-        <w:rPr>
-          <w:rFonts w:ascii="Avenir Next" w:hAnsi="Avenir Next" w:cs="Avenir Next" w:eastAsia="Avenir Next"/>
-          <w:color w:val="1A1A1A"/>
-          <w:sz w:val="18"/>
-          <w:szCs w:val="18"/>
-        </w:rPr>
         <w:tab/>
       </w:r>
       <w:r>
         <w:rPr>
           <w:rFonts w:ascii="Avenir Next" w:hAnsi="Avenir Next" w:cs="Avenir Next" w:eastAsia="Avenir Next"/>
           <w:color w:val="1A1A1A"/>
-          <w:sz w:val="21"/>
+          <w:sz w:val="22"/>
           <w:szCs w:val="21"/>
         </w:rPr>
         <w:t xml:space="preserve">The height is </w:t>
@@ -1212,7 +1221,7 @@
         <w:rPr>
           <w:rFonts w:ascii="Avenir Next" w:hAnsi="Avenir Next" w:cs="Avenir Next" w:eastAsia="Avenir Next"/>
           <w:color w:val="1A1A1A"/>
-          <w:sz w:val="21"/>
+          <w:sz w:val="22"/>
           <w:szCs w:val="21"/>
         </w:rPr>
         <w:t xml:space="preserve"> in.</w:t>
@@ -1232,25 +1241,25 @@
           <w:rFonts w:ascii="Avenir Next" w:hAnsi="Avenir Next" w:cs="Avenir Next" w:eastAsia="Avenir Next"/>
           <w:b/>
           <w:color w:val="003A70"/>
+          <w:sz w:val="22"/>
+          <w:szCs w:val="18"/>
+        </w:rPr>
+        <w:t xml:space="preserve">Step 3</w:t>
+      </w:r>
+      <w:r>
+        <w:rPr>
+          <w:rFonts w:ascii="Avenir Next" w:hAnsi="Avenir Next" w:cs="Avenir Next" w:eastAsia="Avenir Next"/>
+          <w:color w:val="1A1A1A"/>
           <w:sz w:val="18"/>
           <w:szCs w:val="18"/>
         </w:rPr>
-        <w:t xml:space="preserve">Step 3</w:t>
-      </w:r>
-      <w:r>
-        <w:rPr>
-          <w:rFonts w:ascii="Avenir Next" w:hAnsi="Avenir Next" w:cs="Avenir Next" w:eastAsia="Avenir Next"/>
-          <w:color w:val="1A1A1A"/>
-          <w:sz w:val="18"/>
-          <w:szCs w:val="18"/>
-        </w:rPr>
         <w:tab/>
       </w:r>
       <w:r>
         <w:rPr>
           <w:rFonts w:ascii="Avenir Next" w:hAnsi="Avenir Next" w:cs="Avenir Next" w:eastAsia="Avenir Next"/>
           <w:color w:val="1A1A1A"/>
-          <w:sz w:val="21"/>
+          <w:sz w:val="22"/>
           <w:szCs w:val="21"/>
         </w:rPr>
         <w:t xml:space="preserve">The slanted side, </w:t>
@@ -1269,7 +1278,7 @@
         <w:rPr>
           <w:rFonts w:ascii="Avenir Next" w:hAnsi="Avenir Next" w:cs="Avenir Next" w:eastAsia="Avenir Next"/>
           <w:color w:val="1A1A1A"/>
-          <w:sz w:val="21"/>
+          <w:sz w:val="22"/>
           <w:szCs w:val="21"/>
         </w:rPr>
         <w:t xml:space="preserve"> in., is not used.</w:t>
@@ -1282,6 +1291,7 @@
     </w:p>
     <w:p>
       <w:pPr>
+        <w:pStyle w:val="Heading2"/>
         <w:keepNext/>
         <w:pBdr>
           <w:bottom w:val="single" w:sz="8" w:space="3" w:color="003A70"/>
@@ -1297,7 +1307,7 @@
           <w:b/>
           <w:color w:val="003A70"/>
           <w:spacing w:val="14"/>
-          <w:sz w:val="19"/>
+          <w:sz w:val="22"/>
           <w:szCs w:val="19"/>
         </w:rPr>
         <w:t xml:space="preserve">YOUR TURN</w:t>
@@ -1316,7 +1326,7 @@
           <w:rFonts w:ascii="Avenir Next" w:hAnsi="Avenir Next" w:cs="Avenir Next" w:eastAsia="Avenir Next"/>
           <w:i/>
           <w:color w:val="5A5F66"/>
-          <w:sz w:val="17"/>
+          <w:sz w:val="22"/>
           <w:szCs w:val="17"/>
         </w:rPr>
         <w:t xml:space="preserve">use the steps on your own</w:t>
@@ -1487,7 +1497,7 @@
                       <w:szCs w:val="22"/>
                       <w:u w:val="single"/>
                     </w:rPr>
-                    <w:t xml:space="preserve">    </w:t>
+                    <w:t xml:space="preserve">        </w:t>
                   </w:r>
                 </w:p>
               </w:tc>
@@ -1549,7 +1559,7 @@
                       <w:szCs w:val="22"/>
                       <w:u w:val="single"/>
                     </w:rPr>
-                    <w:t xml:space="preserve">    </w:t>
+                    <w:t xml:space="preserve">        </w:t>
                   </w:r>
                 </w:p>
               </w:tc>
@@ -1617,7 +1627,7 @@
                       <w:szCs w:val="22"/>
                       <w:u w:val="single"/>
                     </w:rPr>
-                    <w:t xml:space="preserve">    </w:t>
+                    <w:t xml:space="preserve">        </w:t>
                   </w:r>
                 </w:p>
               </w:tc>
@@ -1679,7 +1689,7 @@
                       <w:szCs w:val="22"/>
                       <w:u w:val="single"/>
                     </w:rPr>
-                    <w:t xml:space="preserve">    </w:t>
+                    <w:t xml:space="preserve">        </w:t>
                   </w:r>
                 </w:p>
               </w:tc>
@@ -1702,7 +1712,7 @@
       <w:pPr>
         <w:pageBreakBefore/>
         <w:keepNext/>
-        <w:spacing w:before="0" w:after="12" w:line="264" w:lineRule="auto"/>
+        <w:spacing w:before="0" w:after="10" w:line="252" w:lineRule="auto"/>
       </w:pPr>
       <w:r>
         <w:rPr>
@@ -1711,7 +1721,7 @@
           <w:caps/>
           <w:color w:val="003A70"/>
           <w:spacing w:val="12"/>
-          <w:sz w:val="19"/>
+          <w:sz w:val="22"/>
           <w:szCs w:val="19"/>
         </w:rPr>
         <w:t xml:space="preserve">Lesson 5-1  ·  Session 1  ·  Prerequisite Practice B  ·  Skill 2 of 2</w:t>
@@ -1719,8 +1729,9 @@
     </w:p>
     <w:p>
       <w:pPr>
+        <w:pStyle w:val="Heading1"/>
         <w:keepNext/>
-        <w:spacing w:before="0" w:after="10" w:line="240" w:lineRule="auto"/>
+        <w:spacing w:before="0" w:after="8" w:line="240" w:lineRule="auto"/>
       </w:pPr>
       <w:r>
         <w:rPr>
@@ -1738,13 +1749,13 @@
         <w:pBdr>
           <w:bottom w:val="single" w:sz="4" w:space="5" w:color="C9CDD2"/>
         </w:pBdr>
-        <w:spacing w:before="0" w:after="60" w:line="264" w:lineRule="auto"/>
+        <w:spacing w:before="0" w:after="51" w:line="252" w:lineRule="auto"/>
       </w:pPr>
       <w:r>
         <w:rPr>
           <w:rFonts w:ascii="Avenir Next" w:hAnsi="Avenir Next" w:cs="Avenir Next" w:eastAsia="Avenir Next"/>
           <w:color w:val="5A5F66"/>
-          <w:sz w:val="17"/>
+          <w:sz w:val="22"/>
           <w:szCs w:val="17"/>
         </w:rPr>
         <w:t xml:space="preserve">Builds on Grade 4 · 4.MD.A.3</w:t>
@@ -1787,7 +1798,8 @@
           </w:tcPr>
           <w:p>
             <w:pPr>
-              <w:spacing w:before="0" w:after="0" w:line="252" w:lineRule="auto"/>
+              <w:pStyle w:val="Heading2"/>
+              <w:spacing w:before="0" w:after="0" w:line="246" w:lineRule="auto"/>
             </w:pPr>
             <w:r>
               <w:rPr>
@@ -1810,13 +1822,13 @@
           </w:tcPr>
           <w:p>
             <w:pPr>
-              <w:spacing w:before="0" w:after="0" w:line="264" w:lineRule="auto"/>
+              <w:spacing w:before="0" w:after="0" w:line="252" w:lineRule="auto"/>
             </w:pPr>
             <w:r>
               <w:rPr>
                 <w:rFonts w:ascii="Avenir Next" w:hAnsi="Avenir Next" w:cs="Avenir Next" w:eastAsia="Avenir Next"/>
                 <w:color w:val="1A1A1A"/>
-                <w:sz w:val="20"/>
+                <w:sz w:val="22"/>
                 <w:szCs w:val="20"/>
               </w:rPr>
               <w:t xml:space="preserve">You will find the height of a sign with area 90 in² and base 18 in.</w:t>
@@ -1836,7 +1848,8 @@
           </w:tcPr>
           <w:p>
             <w:pPr>
-              <w:spacing w:before="0" w:after="0" w:line="252" w:lineRule="auto"/>
+              <w:pStyle w:val="Heading2"/>
+              <w:spacing w:before="0" w:after="0" w:line="246" w:lineRule="auto"/>
             </w:pPr>
             <w:r>
               <w:rPr>
@@ -1859,13 +1872,13 @@
           </w:tcPr>
           <w:p>
             <w:pPr>
-              <w:spacing w:before="0" w:after="0" w:line="264" w:lineRule="auto"/>
+              <w:spacing w:before="0" w:after="0" w:line="252" w:lineRule="auto"/>
             </w:pPr>
             <w:r>
               <w:rPr>
                 <w:rFonts w:ascii="Avenir Next" w:hAnsi="Avenir Next" w:cs="Avenir Next" w:eastAsia="Avenir Next"/>
                 <w:color w:val="1A1A1A"/>
-                <w:sz w:val="20"/>
+                <w:sz w:val="22"/>
                 <w:szCs w:val="20"/>
               </w:rPr>
               <w:t xml:space="preserve">Find a missing side from the area and one side, like 90 = 18 × h.  </w:t>
@@ -1875,7 +1888,7 @@
                 <w:rFonts w:ascii="Avenir Next" w:hAnsi="Avenir Next" w:cs="Avenir Next" w:eastAsia="Avenir Next"/>
                 <w:b/>
                 <w:color w:val="1A1A1A"/>
-                <w:sz w:val="20"/>
+                <w:sz w:val="22"/>
                 <w:szCs w:val="20"/>
               </w:rPr>
               <w:t xml:space="preserve">You will use it in Practice Form A, problems 4 and 6.</w:t>
@@ -1886,6 +1899,7 @@
     </w:tbl>
     <w:p>
       <w:pPr>
+        <w:pStyle w:val="Heading2"/>
         <w:keepNext/>
         <w:pBdr>
           <w:bottom w:val="single" w:sz="8" w:space="3" w:color="003A70"/>
@@ -1893,7 +1907,7 @@
         <w:tabs>
           <w:tab w:val="right" w:pos="9504"/>
         </w:tabs>
-        <w:spacing w:before="50" w:after="36" w:line="240" w:lineRule="auto"/>
+        <w:spacing w:before="42" w:after="31" w:line="240" w:lineRule="auto"/>
       </w:pPr>
       <w:r>
         <w:rPr>
@@ -1901,7 +1915,7 @@
           <w:b/>
           <w:color w:val="003A70"/>
           <w:spacing w:val="14"/>
-          <w:sz w:val="19"/>
+          <w:sz w:val="22"/>
           <w:szCs w:val="19"/>
         </w:rPr>
         <w:t xml:space="preserve">STEPS TO FOLLOW</w:t>
@@ -1920,7 +1934,7 @@
           <w:rFonts w:ascii="Avenir Next" w:hAnsi="Avenir Next" w:cs="Avenir Next" w:eastAsia="Avenir Next"/>
           <w:i/>
           <w:color w:val="5A5F66"/>
-          <w:sz w:val="17"/>
+          <w:sz w:val="22"/>
           <w:szCs w:val="17"/>
         </w:rPr>
         <w:t xml:space="preserve">use these same steps on every problem</w:t>
@@ -1962,6 +1976,7 @@
           </w:tcPr>
           <w:p>
             <w:pPr>
+              <w:pStyle w:val="Heading1"/>
               <w:spacing w:before="0" w:after="0" w:line="240" w:lineRule="auto"/>
               <w:jc w:val="center"/>
             </w:pPr>
@@ -1984,13 +1999,13 @@
           </w:tcPr>
           <w:p>
             <w:pPr>
-              <w:spacing w:before="0" w:after="0" w:line="264" w:lineRule="auto"/>
+              <w:spacing w:before="0" w:after="0" w:line="252" w:lineRule="auto"/>
             </w:pPr>
             <w:r>
               <w:rPr>
                 <w:rFonts w:ascii="Avenir Next" w:hAnsi="Avenir Next" w:cs="Avenir Next" w:eastAsia="Avenir Next"/>
                 <w:color w:val="1A1A1A"/>
-                <w:sz w:val="21"/>
+                <w:sz w:val="22"/>
                 <w:szCs w:val="21"/>
               </w:rPr>
               <w:t xml:space="preserve">Write the area as a </w:t>
@@ -2000,7 +2015,7 @@
                 <w:rFonts w:ascii="Avenir Next" w:hAnsi="Avenir Next" w:cs="Avenir Next" w:eastAsia="Avenir Next"/>
                 <w:b/>
                 <w:color w:val="1A1A1A"/>
-                <w:sz w:val="21"/>
+                <w:sz w:val="22"/>
                 <w:szCs w:val="21"/>
               </w:rPr>
               <w:t xml:space="preserve">product</w:t>
@@ -2009,7 +2024,7 @@
               <w:rPr>
                 <w:rFonts w:ascii="Avenir Next" w:hAnsi="Avenir Next" w:cs="Avenir Next" w:eastAsia="Avenir Next"/>
                 <w:color w:val="1A1A1A"/>
-                <w:sz w:val="21"/>
+                <w:sz w:val="22"/>
                 <w:szCs w:val="21"/>
               </w:rPr>
               <w:t xml:space="preserve">: area = side × ?</w:t>
@@ -2028,6 +2043,7 @@
           </w:tcPr>
           <w:p>
             <w:pPr>
+              <w:pStyle w:val="Heading1"/>
               <w:spacing w:before="0" w:after="0" w:line="240" w:lineRule="auto"/>
               <w:jc w:val="center"/>
             </w:pPr>
@@ -2050,14 +2066,14 @@
           </w:tcPr>
           <w:p>
             <w:pPr>
-              <w:spacing w:before="0" w:after="0" w:line="264" w:lineRule="auto"/>
+              <w:spacing w:before="0" w:after="0" w:line="252" w:lineRule="auto"/>
             </w:pPr>
             <w:r>
               <w:rPr>
                 <w:rFonts w:ascii="Avenir Next" w:hAnsi="Avenir Next" w:cs="Avenir Next" w:eastAsia="Avenir Next"/>
                 <w:b/>
                 <w:color w:val="1A1A1A"/>
-                <w:sz w:val="21"/>
+                <w:sz w:val="22"/>
                 <w:szCs w:val="21"/>
               </w:rPr>
               <w:t xml:space="preserve">Divide</w:t>
@@ -2066,7 +2082,7 @@
               <w:rPr>
                 <w:rFonts w:ascii="Avenir Next" w:hAnsi="Avenir Next" w:cs="Avenir Next" w:eastAsia="Avenir Next"/>
                 <w:color w:val="1A1A1A"/>
-                <w:sz w:val="21"/>
+                <w:sz w:val="22"/>
                 <w:szCs w:val="21"/>
               </w:rPr>
               <w:t xml:space="preserve"> the area by the side you know.</w:t>
@@ -2085,6 +2101,7 @@
           </w:tcPr>
           <w:p>
             <w:pPr>
+              <w:pStyle w:val="Heading1"/>
               <w:spacing w:before="0" w:after="0" w:line="240" w:lineRule="auto"/>
               <w:jc w:val="center"/>
             </w:pPr>
@@ -2107,14 +2124,14 @@
           </w:tcPr>
           <w:p>
             <w:pPr>
-              <w:spacing w:before="0" w:after="0" w:line="264" w:lineRule="auto"/>
+              <w:spacing w:before="0" w:after="0" w:line="252" w:lineRule="auto"/>
             </w:pPr>
             <w:r>
               <w:rPr>
                 <w:rFonts w:ascii="Avenir Next" w:hAnsi="Avenir Next" w:cs="Avenir Next" w:eastAsia="Avenir Next"/>
                 <w:b/>
                 <w:color w:val="1A1A1A"/>
-                <w:sz w:val="21"/>
+                <w:sz w:val="22"/>
                 <w:szCs w:val="21"/>
               </w:rPr>
               <w:t xml:space="preserve">Check</w:t>
@@ -2123,7 +2140,7 @@
               <w:rPr>
                 <w:rFonts w:ascii="Avenir Next" w:hAnsi="Avenir Next" w:cs="Avenir Next" w:eastAsia="Avenir Next"/>
                 <w:color w:val="1A1A1A"/>
-                <w:sz w:val="21"/>
+                <w:sz w:val="22"/>
                 <w:szCs w:val="21"/>
               </w:rPr>
               <w:t xml:space="preserve"> by multiplying.</w:t>
@@ -2134,6 +2151,7 @@
     </w:tbl>
     <w:p>
       <w:pPr>
+        <w:pStyle w:val="Heading2"/>
         <w:keepNext/>
         <w:pBdr>
           <w:bottom w:val="single" w:sz="8" w:space="3" w:color="003A70"/>
@@ -2141,7 +2159,7 @@
         <w:tabs>
           <w:tab w:val="right" w:pos="9504"/>
         </w:tabs>
-        <w:spacing w:before="50" w:after="36" w:line="240" w:lineRule="auto"/>
+        <w:spacing w:before="42" w:after="31" w:line="240" w:lineRule="auto"/>
       </w:pPr>
       <w:r>
         <w:rPr>
@@ -2149,7 +2167,7 @@
           <w:b/>
           <w:color w:val="003A70"/>
           <w:spacing w:val="14"/>
-          <w:sz w:val="19"/>
+          <w:sz w:val="22"/>
           <w:szCs w:val="19"/>
         </w:rPr>
         <w:t xml:space="preserve">WATCH ME</w:t>
@@ -2168,7 +2186,7 @@
           <w:rFonts w:ascii="Avenir Next" w:hAnsi="Avenir Next" w:cs="Avenir Next" w:eastAsia="Avenir Next"/>
           <w:i/>
           <w:color w:val="5A5F66"/>
-          <w:sz w:val="17"/>
+          <w:sz w:val="22"/>
           <w:szCs w:val="17"/>
         </w:rPr>
         <w:t xml:space="preserve">the steps in action</w:t>
@@ -2176,14 +2194,14 @@
     </w:p>
     <w:p>
       <w:pPr>
-        <w:spacing w:before="0" w:after="40" w:line="264" w:lineRule="auto"/>
+        <w:spacing w:before="0" w:after="34" w:line="252" w:lineRule="auto"/>
       </w:pPr>
       <w:r>
         <w:rPr>
           <w:rFonts w:ascii="Avenir Next" w:hAnsi="Avenir Next" w:cs="Avenir Next" w:eastAsia="Avenir Next"/>
           <w:b/>
           <w:color w:val="1A1A1A"/>
-          <w:sz w:val="21"/>
+          <w:sz w:val="22"/>
           <w:szCs w:val="21"/>
         </w:rPr>
         <w:t xml:space="preserve">A rectangle has area 72 cm² and one side 9 cm. Find the other side.</w:t>
@@ -2194,7 +2212,7 @@
         <w:tabs>
           <w:tab w:val="left" w:pos="950"/>
         </w:tabs>
-        <w:spacing w:before="0" w:after="24" w:line="256" w:lineRule="auto"/>
+        <w:spacing w:before="0" w:after="20" w:line="248" w:lineRule="auto"/>
         <w:ind w:left="950" w:hanging="950"/>
       </w:pPr>
       <w:r>
@@ -2202,25 +2220,25 @@
           <w:rFonts w:ascii="Avenir Next" w:hAnsi="Avenir Next" w:cs="Avenir Next" w:eastAsia="Avenir Next"/>
           <w:b/>
           <w:color w:val="003A70"/>
+          <w:sz w:val="22"/>
+          <w:szCs w:val="19"/>
+        </w:rPr>
+        <w:t xml:space="preserve">Step 1</w:t>
+      </w:r>
+      <w:r>
+        <w:rPr>
+          <w:rFonts w:ascii="Avenir Next" w:hAnsi="Avenir Next" w:cs="Avenir Next" w:eastAsia="Avenir Next"/>
+          <w:color w:val="1A1A1A"/>
           <w:sz w:val="19"/>
           <w:szCs w:val="19"/>
         </w:rPr>
-        <w:t xml:space="preserve">Step 1</w:t>
-      </w:r>
-      <w:r>
-        <w:rPr>
-          <w:rFonts w:ascii="Avenir Next" w:hAnsi="Avenir Next" w:cs="Avenir Next" w:eastAsia="Avenir Next"/>
-          <w:color w:val="1A1A1A"/>
-          <w:sz w:val="19"/>
-          <w:szCs w:val="19"/>
-        </w:rPr>
         <w:tab/>
       </w:r>
       <w:r>
         <w:rPr>
           <w:rFonts w:ascii="Avenir Next" w:hAnsi="Avenir Next" w:cs="Avenir Next" w:eastAsia="Avenir Next"/>
           <w:color w:val="1A1A1A"/>
-          <w:sz w:val="21"/>
+          <w:sz w:val="22"/>
           <w:szCs w:val="21"/>
         </w:rPr>
         <w:t xml:space="preserve">72 = 9 × ?</w:t>
@@ -2231,7 +2249,7 @@
         <w:tabs>
           <w:tab w:val="left" w:pos="950"/>
         </w:tabs>
-        <w:spacing w:before="0" w:after="24" w:line="256" w:lineRule="auto"/>
+        <w:spacing w:before="0" w:after="20" w:line="248" w:lineRule="auto"/>
         <w:ind w:left="950" w:hanging="950"/>
       </w:pPr>
       <w:r>
@@ -2239,25 +2257,25 @@
           <w:rFonts w:ascii="Avenir Next" w:hAnsi="Avenir Next" w:cs="Avenir Next" w:eastAsia="Avenir Next"/>
           <w:b/>
           <w:color w:val="003A70"/>
+          <w:sz w:val="22"/>
+          <w:szCs w:val="19"/>
+        </w:rPr>
+        <w:t xml:space="preserve">Step 2</w:t>
+      </w:r>
+      <w:r>
+        <w:rPr>
+          <w:rFonts w:ascii="Avenir Next" w:hAnsi="Avenir Next" w:cs="Avenir Next" w:eastAsia="Avenir Next"/>
+          <w:color w:val="1A1A1A"/>
           <w:sz w:val="19"/>
           <w:szCs w:val="19"/>
         </w:rPr>
-        <w:t xml:space="preserve">Step 2</w:t>
-      </w:r>
-      <w:r>
-        <w:rPr>
-          <w:rFonts w:ascii="Avenir Next" w:hAnsi="Avenir Next" w:cs="Avenir Next" w:eastAsia="Avenir Next"/>
-          <w:color w:val="1A1A1A"/>
-          <w:sz w:val="19"/>
-          <w:szCs w:val="19"/>
-        </w:rPr>
         <w:tab/>
       </w:r>
       <w:r>
         <w:rPr>
           <w:rFonts w:ascii="Avenir Next" w:hAnsi="Avenir Next" w:cs="Avenir Next" w:eastAsia="Avenir Next"/>
           <w:color w:val="1A1A1A"/>
-          <w:sz w:val="21"/>
+          <w:sz w:val="22"/>
           <w:szCs w:val="21"/>
         </w:rPr>
         <w:t xml:space="preserve">72 ÷ 9 = 8.</w:t>
@@ -2268,7 +2286,7 @@
         <w:tabs>
           <w:tab w:val="left" w:pos="950"/>
         </w:tabs>
-        <w:spacing w:before="0" w:after="24" w:line="256" w:lineRule="auto"/>
+        <w:spacing w:before="0" w:after="20" w:line="248" w:lineRule="auto"/>
         <w:ind w:left="950" w:hanging="950"/>
       </w:pPr>
       <w:r>
@@ -2276,25 +2294,25 @@
           <w:rFonts w:ascii="Avenir Next" w:hAnsi="Avenir Next" w:cs="Avenir Next" w:eastAsia="Avenir Next"/>
           <w:b/>
           <w:color w:val="003A70"/>
+          <w:sz w:val="22"/>
+          <w:szCs w:val="19"/>
+        </w:rPr>
+        <w:t xml:space="preserve">Step 3</w:t>
+      </w:r>
+      <w:r>
+        <w:rPr>
+          <w:rFonts w:ascii="Avenir Next" w:hAnsi="Avenir Next" w:cs="Avenir Next" w:eastAsia="Avenir Next"/>
+          <w:color w:val="1A1A1A"/>
           <w:sz w:val="19"/>
           <w:szCs w:val="19"/>
         </w:rPr>
-        <w:t xml:space="preserve">Step 3</w:t>
-      </w:r>
-      <w:r>
-        <w:rPr>
-          <w:rFonts w:ascii="Avenir Next" w:hAnsi="Avenir Next" w:cs="Avenir Next" w:eastAsia="Avenir Next"/>
-          <w:color w:val="1A1A1A"/>
-          <w:sz w:val="19"/>
-          <w:szCs w:val="19"/>
-        </w:rPr>
         <w:tab/>
       </w:r>
       <w:r>
         <w:rPr>
           <w:rFonts w:ascii="Avenir Next" w:hAnsi="Avenir Next" w:cs="Avenir Next" w:eastAsia="Avenir Next"/>
           <w:color w:val="1A1A1A"/>
-          <w:sz w:val="21"/>
+          <w:sz w:val="22"/>
           <w:szCs w:val="21"/>
         </w:rPr>
         <w:t xml:space="preserve">Check: 9 × 8 = 72.</w:t>
@@ -2305,41 +2323,42 @@
         <w:tabs>
           <w:tab w:val="left" w:pos="950"/>
         </w:tabs>
-        <w:spacing w:before="20" w:after="0" w:line="256" w:lineRule="auto"/>
+        <w:spacing w:before="17" w:after="0" w:line="248" w:lineRule="auto"/>
         <w:ind w:left="950" w:hanging="950"/>
       </w:pPr>
       <w:r>
         <w:rPr>
           <w:rFonts w:ascii="Avenir Next" w:hAnsi="Avenir Next" w:cs="Avenir Next" w:eastAsia="Avenir Next"/>
           <w:b/>
+          <w:color w:val="1A1A1A"/>
+          <w:sz w:val="22"/>
+          <w:szCs w:val="21"/>
+        </w:rPr>
+        <w:t xml:space="preserve">Answer</w:t>
+      </w:r>
+      <w:r>
+        <w:rPr>
+          <w:rFonts w:ascii="Avenir Next" w:hAnsi="Avenir Next" w:cs="Avenir Next" w:eastAsia="Avenir Next"/>
           <w:color w:val="1A1A1A"/>
           <w:sz w:val="21"/>
           <w:szCs w:val="21"/>
         </w:rPr>
-        <w:t xml:space="preserve">Answer</w:t>
-      </w:r>
-      <w:r>
-        <w:rPr>
-          <w:rFonts w:ascii="Avenir Next" w:hAnsi="Avenir Next" w:cs="Avenir Next" w:eastAsia="Avenir Next"/>
-          <w:color w:val="1A1A1A"/>
-          <w:sz w:val="21"/>
+        <w:tab/>
+      </w:r>
+      <w:r>
+        <w:rPr>
+          <w:rFonts w:ascii="Avenir Next" w:hAnsi="Avenir Next" w:cs="Avenir Next" w:eastAsia="Avenir Next"/>
+          <w:b/>
+          <w:color w:val="1A1A1A"/>
+          <w:sz w:val="22"/>
           <w:szCs w:val="21"/>
         </w:rPr>
-        <w:tab/>
-      </w:r>
-      <w:r>
-        <w:rPr>
-          <w:rFonts w:ascii="Avenir Next" w:hAnsi="Avenir Next" w:cs="Avenir Next" w:eastAsia="Avenir Next"/>
-          <w:b/>
-          <w:color w:val="1A1A1A"/>
-          <w:sz w:val="21"/>
-          <w:szCs w:val="21"/>
-        </w:rPr>
         <w:t xml:space="preserve">8 cm</w:t>
       </w:r>
     </w:p>
     <w:p>
       <w:pPr>
+        <w:pStyle w:val="Heading2"/>
         <w:keepNext/>
         <w:pBdr>
           <w:bottom w:val="single" w:sz="8" w:space="3" w:color="003A70"/>
@@ -2347,7 +2366,7 @@
         <w:tabs>
           <w:tab w:val="right" w:pos="9504"/>
         </w:tabs>
-        <w:spacing w:before="50" w:after="36" w:line="240" w:lineRule="auto"/>
+        <w:spacing w:before="42" w:after="31" w:line="240" w:lineRule="auto"/>
       </w:pPr>
       <w:r>
         <w:rPr>
@@ -2355,7 +2374,7 @@
           <w:b/>
           <w:color w:val="003A70"/>
           <w:spacing w:val="14"/>
-          <w:sz w:val="19"/>
+          <w:sz w:val="22"/>
           <w:szCs w:val="19"/>
         </w:rPr>
         <w:t xml:space="preserve">TRY IT WITH HELP</w:t>
@@ -2374,7 +2393,7 @@
           <w:rFonts w:ascii="Avenir Next" w:hAnsi="Avenir Next" w:cs="Avenir Next" w:eastAsia="Avenir Next"/>
           <w:i/>
           <w:color w:val="5A5F66"/>
-          <w:sz w:val="17"/>
+          <w:sz w:val="22"/>
           <w:szCs w:val="17"/>
         </w:rPr>
         <w:t xml:space="preserve">fill in each step</w:t>
@@ -2386,7 +2405,7 @@
         <w:tabs>
           <w:tab w:val="left" w:pos="432"/>
         </w:tabs>
-        <w:spacing w:before="90" w:after="40" w:line="268" w:lineRule="auto"/>
+        <w:spacing w:before="76" w:after="34" w:line="254" w:lineRule="auto"/>
         <w:ind w:left="432" w:hanging="432"/>
       </w:pPr>
       <w:r>
@@ -2424,7 +2443,7 @@
         <w:tabs>
           <w:tab w:val="left" w:pos="1300"/>
         </w:tabs>
-        <w:spacing w:before="0" w:after="24" w:line="272" w:lineRule="auto"/>
+        <w:spacing w:before="0" w:after="20" w:line="256" w:lineRule="auto"/>
         <w:ind w:left="1300" w:hanging="868"/>
       </w:pPr>
       <w:r>
@@ -2432,25 +2451,25 @@
           <w:rFonts w:ascii="Avenir Next" w:hAnsi="Avenir Next" w:cs="Avenir Next" w:eastAsia="Avenir Next"/>
           <w:b/>
           <w:color w:val="003A70"/>
+          <w:sz w:val="22"/>
+          <w:szCs w:val="18"/>
+        </w:rPr>
+        <w:t xml:space="preserve">Step 1</w:t>
+      </w:r>
+      <w:r>
+        <w:rPr>
+          <w:rFonts w:ascii="Avenir Next" w:hAnsi="Avenir Next" w:cs="Avenir Next" w:eastAsia="Avenir Next"/>
+          <w:color w:val="1A1A1A"/>
           <w:sz w:val="18"/>
           <w:szCs w:val="18"/>
         </w:rPr>
-        <w:t xml:space="preserve">Step 1</w:t>
-      </w:r>
-      <w:r>
-        <w:rPr>
-          <w:rFonts w:ascii="Avenir Next" w:hAnsi="Avenir Next" w:cs="Avenir Next" w:eastAsia="Avenir Next"/>
-          <w:color w:val="1A1A1A"/>
-          <w:sz w:val="18"/>
-          <w:szCs w:val="18"/>
-        </w:rPr>
         <w:tab/>
       </w:r>
       <w:r>
         <w:rPr>
           <w:rFonts w:ascii="Avenir Next" w:hAnsi="Avenir Next" w:cs="Avenir Next" w:eastAsia="Avenir Next"/>
           <w:color w:val="1A1A1A"/>
-          <w:sz w:val="21"/>
+          <w:sz w:val="22"/>
           <w:szCs w:val="21"/>
         </w:rPr>
         <w:t xml:space="preserve">Write: 48 = 6 × ?  The known side is </w:t>
@@ -2469,7 +2488,7 @@
         <w:rPr>
           <w:rFonts w:ascii="Avenir Next" w:hAnsi="Avenir Next" w:cs="Avenir Next" w:eastAsia="Avenir Next"/>
           <w:color w:val="1A1A1A"/>
-          <w:sz w:val="21"/>
+          <w:sz w:val="22"/>
           <w:szCs w:val="21"/>
         </w:rPr>
         <w:t xml:space="preserve"> in.</w:t>
@@ -2481,7 +2500,7 @@
         <w:tabs>
           <w:tab w:val="left" w:pos="1300"/>
         </w:tabs>
-        <w:spacing w:before="0" w:after="24" w:line="272" w:lineRule="auto"/>
+        <w:spacing w:before="0" w:after="20" w:line="256" w:lineRule="auto"/>
         <w:ind w:left="1300" w:hanging="868"/>
       </w:pPr>
       <w:r>
@@ -2489,25 +2508,25 @@
           <w:rFonts w:ascii="Avenir Next" w:hAnsi="Avenir Next" w:cs="Avenir Next" w:eastAsia="Avenir Next"/>
           <w:b/>
           <w:color w:val="003A70"/>
+          <w:sz w:val="22"/>
+          <w:szCs w:val="18"/>
+        </w:rPr>
+        <w:t xml:space="preserve">Step 2</w:t>
+      </w:r>
+      <w:r>
+        <w:rPr>
+          <w:rFonts w:ascii="Avenir Next" w:hAnsi="Avenir Next" w:cs="Avenir Next" w:eastAsia="Avenir Next"/>
+          <w:color w:val="1A1A1A"/>
           <w:sz w:val="18"/>
           <w:szCs w:val="18"/>
         </w:rPr>
-        <w:t xml:space="preserve">Step 2</w:t>
-      </w:r>
-      <w:r>
-        <w:rPr>
-          <w:rFonts w:ascii="Avenir Next" w:hAnsi="Avenir Next" w:cs="Avenir Next" w:eastAsia="Avenir Next"/>
-          <w:color w:val="1A1A1A"/>
-          <w:sz w:val="18"/>
-          <w:szCs w:val="18"/>
-        </w:rPr>
         <w:tab/>
       </w:r>
       <w:r>
         <w:rPr>
           <w:rFonts w:ascii="Avenir Next" w:hAnsi="Avenir Next" w:cs="Avenir Next" w:eastAsia="Avenir Next"/>
           <w:color w:val="1A1A1A"/>
-          <w:sz w:val="21"/>
+          <w:sz w:val="22"/>
           <w:szCs w:val="21"/>
         </w:rPr>
         <w:t xml:space="preserve">Divide: 48 ÷ 6 = </w:t>
@@ -2529,7 +2548,7 @@
         <w:tabs>
           <w:tab w:val="left" w:pos="1300"/>
         </w:tabs>
-        <w:spacing w:before="0" w:after="24" w:line="272" w:lineRule="auto"/>
+        <w:spacing w:before="0" w:after="20" w:line="256" w:lineRule="auto"/>
         <w:ind w:left="1300" w:hanging="868"/>
       </w:pPr>
       <w:r>
@@ -2537,25 +2556,25 @@
           <w:rFonts w:ascii="Avenir Next" w:hAnsi="Avenir Next" w:cs="Avenir Next" w:eastAsia="Avenir Next"/>
           <w:b/>
           <w:color w:val="003A70"/>
+          <w:sz w:val="22"/>
+          <w:szCs w:val="18"/>
+        </w:rPr>
+        <w:t xml:space="preserve">Step 3</w:t>
+      </w:r>
+      <w:r>
+        <w:rPr>
+          <w:rFonts w:ascii="Avenir Next" w:hAnsi="Avenir Next" w:cs="Avenir Next" w:eastAsia="Avenir Next"/>
+          <w:color w:val="1A1A1A"/>
           <w:sz w:val="18"/>
           <w:szCs w:val="18"/>
         </w:rPr>
-        <w:t xml:space="preserve">Step 3</w:t>
-      </w:r>
-      <w:r>
-        <w:rPr>
-          <w:rFonts w:ascii="Avenir Next" w:hAnsi="Avenir Next" w:cs="Avenir Next" w:eastAsia="Avenir Next"/>
-          <w:color w:val="1A1A1A"/>
-          <w:sz w:val="18"/>
-          <w:szCs w:val="18"/>
-        </w:rPr>
         <w:tab/>
       </w:r>
       <w:r>
         <w:rPr>
           <w:rFonts w:ascii="Avenir Next" w:hAnsi="Avenir Next" w:cs="Avenir Next" w:eastAsia="Avenir Next"/>
           <w:color w:val="1A1A1A"/>
-          <w:sz w:val="21"/>
+          <w:sz w:val="22"/>
           <w:szCs w:val="21"/>
         </w:rPr>
         <w:t xml:space="preserve">Check: 6 × </w:t>
@@ -2574,7 +2593,7 @@
         <w:rPr>
           <w:rFonts w:ascii="Avenir Next" w:hAnsi="Avenir Next" w:cs="Avenir Next" w:eastAsia="Avenir Next"/>
           <w:color w:val="1A1A1A"/>
-          <w:sz w:val="21"/>
+          <w:sz w:val="22"/>
           <w:szCs w:val="21"/>
         </w:rPr>
         <w:t xml:space="preserve"> = 48</w:t>
@@ -2591,7 +2610,7 @@
         <w:tabs>
           <w:tab w:val="left" w:pos="432"/>
         </w:tabs>
-        <w:spacing w:before="90" w:after="40" w:line="268" w:lineRule="auto"/>
+        <w:spacing w:before="76" w:after="34" w:line="254" w:lineRule="auto"/>
         <w:ind w:left="432" w:hanging="432"/>
       </w:pPr>
       <w:r>
@@ -2629,7 +2648,7 @@
         <w:tabs>
           <w:tab w:val="left" w:pos="1300"/>
         </w:tabs>
-        <w:spacing w:before="0" w:after="24" w:line="272" w:lineRule="auto"/>
+        <w:spacing w:before="0" w:after="20" w:line="256" w:lineRule="auto"/>
         <w:ind w:left="1300" w:hanging="868"/>
       </w:pPr>
       <w:r>
@@ -2637,25 +2656,25 @@
           <w:rFonts w:ascii="Avenir Next" w:hAnsi="Avenir Next" w:cs="Avenir Next" w:eastAsia="Avenir Next"/>
           <w:b/>
           <w:color w:val="003A70"/>
+          <w:sz w:val="22"/>
+          <w:szCs w:val="18"/>
+        </w:rPr>
+        <w:t xml:space="preserve">Step 1</w:t>
+      </w:r>
+      <w:r>
+        <w:rPr>
+          <w:rFonts w:ascii="Avenir Next" w:hAnsi="Avenir Next" w:cs="Avenir Next" w:eastAsia="Avenir Next"/>
+          <w:color w:val="1A1A1A"/>
           <w:sz w:val="18"/>
           <w:szCs w:val="18"/>
         </w:rPr>
-        <w:t xml:space="preserve">Step 1</w:t>
-      </w:r>
-      <w:r>
-        <w:rPr>
-          <w:rFonts w:ascii="Avenir Next" w:hAnsi="Avenir Next" w:cs="Avenir Next" w:eastAsia="Avenir Next"/>
-          <w:color w:val="1A1A1A"/>
-          <w:sz w:val="18"/>
-          <w:szCs w:val="18"/>
-        </w:rPr>
         <w:tab/>
       </w:r>
       <w:r>
         <w:rPr>
           <w:rFonts w:ascii="Avenir Next" w:hAnsi="Avenir Next" w:cs="Avenir Next" w:eastAsia="Avenir Next"/>
           <w:color w:val="1A1A1A"/>
-          <w:sz w:val="21"/>
+          <w:sz w:val="22"/>
           <w:szCs w:val="21"/>
         </w:rPr>
         <w:t xml:space="preserve">Write: 84 = 7 × ?  The known side is </w:t>
@@ -2674,7 +2693,7 @@
         <w:rPr>
           <w:rFonts w:ascii="Avenir Next" w:hAnsi="Avenir Next" w:cs="Avenir Next" w:eastAsia="Avenir Next"/>
           <w:color w:val="1A1A1A"/>
-          <w:sz w:val="21"/>
+          <w:sz w:val="22"/>
           <w:szCs w:val="21"/>
         </w:rPr>
         <w:t xml:space="preserve"> ft.</w:t>
@@ -2686,7 +2705,7 @@
         <w:tabs>
           <w:tab w:val="left" w:pos="1300"/>
         </w:tabs>
-        <w:spacing w:before="0" w:after="24" w:line="272" w:lineRule="auto"/>
+        <w:spacing w:before="0" w:after="20" w:line="256" w:lineRule="auto"/>
         <w:ind w:left="1300" w:hanging="868"/>
       </w:pPr>
       <w:r>
@@ -2694,25 +2713,25 @@
           <w:rFonts w:ascii="Avenir Next" w:hAnsi="Avenir Next" w:cs="Avenir Next" w:eastAsia="Avenir Next"/>
           <w:b/>
           <w:color w:val="003A70"/>
+          <w:sz w:val="22"/>
+          <w:szCs w:val="18"/>
+        </w:rPr>
+        <w:t xml:space="preserve">Step 2</w:t>
+      </w:r>
+      <w:r>
+        <w:rPr>
+          <w:rFonts w:ascii="Avenir Next" w:hAnsi="Avenir Next" w:cs="Avenir Next" w:eastAsia="Avenir Next"/>
+          <w:color w:val="1A1A1A"/>
           <w:sz w:val="18"/>
           <w:szCs w:val="18"/>
         </w:rPr>
-        <w:t xml:space="preserve">Step 2</w:t>
-      </w:r>
-      <w:r>
-        <w:rPr>
-          <w:rFonts w:ascii="Avenir Next" w:hAnsi="Avenir Next" w:cs="Avenir Next" w:eastAsia="Avenir Next"/>
-          <w:color w:val="1A1A1A"/>
-          <w:sz w:val="18"/>
-          <w:szCs w:val="18"/>
-        </w:rPr>
         <w:tab/>
       </w:r>
       <w:r>
         <w:rPr>
           <w:rFonts w:ascii="Avenir Next" w:hAnsi="Avenir Next" w:cs="Avenir Next" w:eastAsia="Avenir Next"/>
           <w:color w:val="1A1A1A"/>
-          <w:sz w:val="21"/>
+          <w:sz w:val="22"/>
           <w:szCs w:val="21"/>
         </w:rPr>
         <w:t xml:space="preserve">Divide: 84 ÷ 7 = </w:t>
@@ -2734,7 +2753,7 @@
         <w:tabs>
           <w:tab w:val="left" w:pos="1300"/>
         </w:tabs>
-        <w:spacing w:before="0" w:after="24" w:line="272" w:lineRule="auto"/>
+        <w:spacing w:before="0" w:after="20" w:line="256" w:lineRule="auto"/>
         <w:ind w:left="1300" w:hanging="868"/>
       </w:pPr>
       <w:r>
@@ -2742,25 +2761,25 @@
           <w:rFonts w:ascii="Avenir Next" w:hAnsi="Avenir Next" w:cs="Avenir Next" w:eastAsia="Avenir Next"/>
           <w:b/>
           <w:color w:val="003A70"/>
+          <w:sz w:val="22"/>
+          <w:szCs w:val="18"/>
+        </w:rPr>
+        <w:t xml:space="preserve">Step 3</w:t>
+      </w:r>
+      <w:r>
+        <w:rPr>
+          <w:rFonts w:ascii="Avenir Next" w:hAnsi="Avenir Next" w:cs="Avenir Next" w:eastAsia="Avenir Next"/>
+          <w:color w:val="1A1A1A"/>
           <w:sz w:val="18"/>
           <w:szCs w:val="18"/>
         </w:rPr>
-        <w:t xml:space="preserve">Step 3</w:t>
-      </w:r>
-      <w:r>
-        <w:rPr>
-          <w:rFonts w:ascii="Avenir Next" w:hAnsi="Avenir Next" w:cs="Avenir Next" w:eastAsia="Avenir Next"/>
-          <w:color w:val="1A1A1A"/>
-          <w:sz w:val="18"/>
-          <w:szCs w:val="18"/>
-        </w:rPr>
         <w:tab/>
       </w:r>
       <w:r>
         <w:rPr>
           <w:rFonts w:ascii="Avenir Next" w:hAnsi="Avenir Next" w:cs="Avenir Next" w:eastAsia="Avenir Next"/>
           <w:color w:val="1A1A1A"/>
-          <w:sz w:val="21"/>
+          <w:sz w:val="22"/>
           <w:szCs w:val="21"/>
         </w:rPr>
         <w:t xml:space="preserve">Check: 7 × </w:t>
@@ -2779,7 +2798,7 @@
         <w:rPr>
           <w:rFonts w:ascii="Avenir Next" w:hAnsi="Avenir Next" w:cs="Avenir Next" w:eastAsia="Avenir Next"/>
           <w:color w:val="1A1A1A"/>
-          <w:sz w:val="21"/>
+          <w:sz w:val="22"/>
           <w:szCs w:val="21"/>
         </w:rPr>
         <w:t xml:space="preserve"> = 84</w:t>
@@ -2792,6 +2811,7 @@
     </w:p>
     <w:p>
       <w:pPr>
+        <w:pStyle w:val="Heading2"/>
         <w:keepNext/>
         <w:pBdr>
           <w:bottom w:val="single" w:sz="8" w:space="3" w:color="003A70"/>
@@ -2799,7 +2819,7 @@
         <w:tabs>
           <w:tab w:val="right" w:pos="9504"/>
         </w:tabs>
-        <w:spacing w:before="50" w:after="36" w:line="240" w:lineRule="auto"/>
+        <w:spacing w:before="42" w:after="31" w:line="240" w:lineRule="auto"/>
       </w:pPr>
       <w:r>
         <w:rPr>
@@ -2807,7 +2827,7 @@
           <w:b/>
           <w:color w:val="003A70"/>
           <w:spacing w:val="14"/>
-          <w:sz w:val="19"/>
+          <w:sz w:val="22"/>
           <w:szCs w:val="19"/>
         </w:rPr>
         <w:t xml:space="preserve">YOUR TURN</w:t>
@@ -2826,7 +2846,7 @@
           <w:rFonts w:ascii="Avenir Next" w:hAnsi="Avenir Next" w:cs="Avenir Next" w:eastAsia="Avenir Next"/>
           <w:i/>
           <w:color w:val="5A5F66"/>
-          <w:sz w:val="17"/>
+          <w:sz w:val="22"/>
           <w:szCs w:val="17"/>
         </w:rPr>
         <w:t xml:space="preserve">use the steps on your own</w:t>
@@ -2876,7 +2896,7 @@
               <w:tabs>
                 <w:tab w:val="left" w:pos="432"/>
               </w:tabs>
-              <w:spacing w:before="90" w:after="40" w:line="268" w:lineRule="auto"/>
+              <w:spacing w:before="76" w:after="34" w:line="254" w:lineRule="auto"/>
               <w:ind w:left="432" w:hanging="432"/>
             </w:pPr>
             <w:r>
@@ -2950,7 +2970,7 @@
                     <w:tabs>
                       <w:tab w:val="left" w:pos="340"/>
                     </w:tabs>
-                    <w:spacing w:before="0" w:after="0" w:line="276" w:lineRule="auto"/>
+                    <w:spacing w:before="0" w:after="0" w:line="258" w:lineRule="auto"/>
                     <w:ind w:left="340" w:hanging="340"/>
                   </w:pPr>
                   <w:r>
@@ -2998,7 +3018,7 @@
                       <w:szCs w:val="22"/>
                       <w:u w:val="single"/>
                     </w:rPr>
-                    <w:t xml:space="preserve">     </w:t>
+                    <w:t xml:space="preserve">         </w:t>
                   </w:r>
                 </w:p>
               </w:tc>
@@ -3012,7 +3032,7 @@
                     <w:tabs>
                       <w:tab w:val="left" w:pos="340"/>
                     </w:tabs>
-                    <w:spacing w:before="0" w:after="0" w:line="276" w:lineRule="auto"/>
+                    <w:spacing w:before="0" w:after="0" w:line="258" w:lineRule="auto"/>
                     <w:ind w:left="340" w:hanging="340"/>
                   </w:pPr>
                   <w:r>
@@ -3060,7 +3080,7 @@
                       <w:szCs w:val="22"/>
                       <w:u w:val="single"/>
                     </w:rPr>
-                    <w:t xml:space="preserve">     </w:t>
+                    <w:t xml:space="preserve">         </w:t>
                   </w:r>
                 </w:p>
               </w:tc>
@@ -3074,7 +3094,7 @@
                     <w:tabs>
                       <w:tab w:val="left" w:pos="340"/>
                     </w:tabs>
-                    <w:spacing w:before="0" w:after="0" w:line="276" w:lineRule="auto"/>
+                    <w:spacing w:before="0" w:after="0" w:line="258" w:lineRule="auto"/>
                     <w:ind w:left="340" w:hanging="340"/>
                   </w:pPr>
                   <w:r>
@@ -3122,7 +3142,7 @@
                       <w:szCs w:val="22"/>
                       <w:u w:val="single"/>
                     </w:rPr>
-                    <w:t xml:space="preserve">     </w:t>
+                    <w:t xml:space="preserve">         </w:t>
                   </w:r>
                 </w:p>
               </w:tc>
@@ -3142,7 +3162,7 @@
                     <w:tabs>
                       <w:tab w:val="left" w:pos="340"/>
                     </w:tabs>
-                    <w:spacing w:before="0" w:after="0" w:line="276" w:lineRule="auto"/>
+                    <w:spacing w:before="0" w:after="0" w:line="258" w:lineRule="auto"/>
                     <w:ind w:left="340" w:hanging="340"/>
                   </w:pPr>
                   <w:r>
@@ -3190,7 +3210,7 @@
                       <w:szCs w:val="22"/>
                       <w:u w:val="single"/>
                     </w:rPr>
-                    <w:t xml:space="preserve">     </w:t>
+                    <w:t xml:space="preserve">         </w:t>
                   </w:r>
                 </w:p>
               </w:tc>
@@ -3204,7 +3224,7 @@
                     <w:tabs>
                       <w:tab w:val="left" w:pos="340"/>
                     </w:tabs>
-                    <w:spacing w:before="0" w:after="0" w:line="276" w:lineRule="auto"/>
+                    <w:spacing w:before="0" w:after="0" w:line="258" w:lineRule="auto"/>
                     <w:ind w:left="340" w:hanging="340"/>
                   </w:pPr>
                   <w:r>
@@ -3252,7 +3272,7 @@
                       <w:szCs w:val="22"/>
                       <w:u w:val="single"/>
                     </w:rPr>
-                    <w:t xml:space="preserve">     </w:t>
+                    <w:t xml:space="preserve">         </w:t>
                   </w:r>
                 </w:p>
               </w:tc>
@@ -3266,7 +3286,7 @@
                     <w:tabs>
                       <w:tab w:val="left" w:pos="340"/>
                     </w:tabs>
-                    <w:spacing w:before="0" w:after="0" w:line="276" w:lineRule="auto"/>
+                    <w:spacing w:before="0" w:after="0" w:line="258" w:lineRule="auto"/>
                     <w:ind w:left="340" w:hanging="340"/>
                   </w:pPr>
                   <w:r>
@@ -3314,7 +3334,7 @@
                       <w:szCs w:val="22"/>
                       <w:u w:val="single"/>
                     </w:rPr>
-                    <w:t xml:space="preserve">     </w:t>
+                    <w:t xml:space="preserve">         </w:t>
                   </w:r>
                 </w:p>
               </w:tc>
@@ -3335,6 +3355,7 @@
     </w:p>
     <w:p>
       <w:pPr>
+        <w:pStyle w:val="Heading2"/>
         <w:keepNext/>
         <w:pBdr>
           <w:bottom w:val="single" w:sz="8" w:space="3" w:color="003A70"/>
@@ -3342,7 +3363,7 @@
         <w:tabs>
           <w:tab w:val="right" w:pos="9504"/>
         </w:tabs>
-        <w:spacing w:before="50" w:after="36" w:line="240" w:lineRule="auto"/>
+        <w:spacing w:before="42" w:after="31" w:line="240" w:lineRule="auto"/>
       </w:pPr>
       <w:r>
         <w:rPr>
@@ -3350,7 +3371,7 @@
           <w:b/>
           <w:color w:val="003A70"/>
           <w:spacing w:val="14"/>
-          <w:sz w:val="19"/>
+          <w:sz w:val="22"/>
           <w:szCs w:val="19"/>
         </w:rPr>
         <w:t xml:space="preserve">READY CHECK</w:t>
@@ -3369,7 +3390,7 @@
           <w:rFonts w:ascii="Avenir Next" w:hAnsi="Avenir Next" w:cs="Avenir Next" w:eastAsia="Avenir Next"/>
           <w:i/>
           <w:color w:val="5A5F66"/>
-          <w:sz w:val="17"/>
+          <w:sz w:val="22"/>
           <w:szCs w:val="17"/>
         </w:rPr>
         <w:t xml:space="preserve">a problem like the one in today’s lesson</w:t>
@@ -3419,7 +3440,7 @@
               <w:tabs>
                 <w:tab w:val="left" w:pos="432"/>
               </w:tabs>
-              <w:spacing w:before="90" w:after="40" w:line="268" w:lineRule="auto"/>
+              <w:spacing w:before="76" w:after="34" w:line="254" w:lineRule="auto"/>
               <w:ind w:left="432" w:hanging="432"/>
             </w:pPr>
             <w:r>
@@ -3493,7 +3514,7 @@
                     <w:tabs>
                       <w:tab w:val="left" w:pos="340"/>
                     </w:tabs>
-                    <w:spacing w:before="0" w:after="0" w:line="264" w:lineRule="auto"/>
+                    <w:spacing w:before="0" w:after="0" w:line="252" w:lineRule="auto"/>
                     <w:ind w:left="340" w:hanging="340"/>
                   </w:pPr>
                   <w:r>
@@ -3501,25 +3522,25 @@
                       <w:rFonts w:ascii="Avenir Next" w:hAnsi="Avenir Next" w:cs="Avenir Next" w:eastAsia="Avenir Next"/>
                       <w:b/>
                       <w:color w:val="003A70"/>
+                      <w:sz w:val="22"/>
+                      <w:szCs w:val="21"/>
+                    </w:rPr>
+                    <w:t xml:space="preserve">A</w:t>
+                  </w:r>
+                  <w:r>
+                    <w:rPr>
+                      <w:rFonts w:ascii="Avenir Next" w:hAnsi="Avenir Next" w:cs="Avenir Next" w:eastAsia="Avenir Next"/>
+                      <w:color w:val="1A1A1A"/>
                       <w:sz w:val="21"/>
                       <w:szCs w:val="21"/>
                     </w:rPr>
-                    <w:t xml:space="preserve">A</w:t>
-                  </w:r>
-                  <w:r>
-                    <w:rPr>
-                      <w:rFonts w:ascii="Avenir Next" w:hAnsi="Avenir Next" w:cs="Avenir Next" w:eastAsia="Avenir Next"/>
-                      <w:color w:val="1A1A1A"/>
-                      <w:sz w:val="21"/>
-                      <w:szCs w:val="21"/>
-                    </w:rPr>
                     <w:tab/>
                   </w:r>
                   <w:r>
                     <w:rPr>
                       <w:rFonts w:ascii="Avenir Next" w:hAnsi="Avenir Next" w:cs="Avenir Next" w:eastAsia="Avenir Next"/>
                       <w:color w:val="1A1A1A"/>
-                      <w:sz w:val="21"/>
+                      <w:sz w:val="22"/>
                       <w:szCs w:val="21"/>
                     </w:rPr>
                     <w:t xml:space="preserve">96 ÷ 8 = h</w:t>
@@ -3536,7 +3557,7 @@
                     <w:tabs>
                       <w:tab w:val="left" w:pos="340"/>
                     </w:tabs>
-                    <w:spacing w:before="0" w:after="0" w:line="264" w:lineRule="auto"/>
+                    <w:spacing w:before="0" w:after="0" w:line="252" w:lineRule="auto"/>
                     <w:ind w:left="340" w:hanging="340"/>
                   </w:pPr>
                   <w:r>
@@ -3544,25 +3565,25 @@
                       <w:rFonts w:ascii="Avenir Next" w:hAnsi="Avenir Next" w:cs="Avenir Next" w:eastAsia="Avenir Next"/>
                       <w:b/>
                       <w:color w:val="003A70"/>
+                      <w:sz w:val="22"/>
+                      <w:szCs w:val="21"/>
+                    </w:rPr>
+                    <w:t xml:space="preserve">B</w:t>
+                  </w:r>
+                  <w:r>
+                    <w:rPr>
+                      <w:rFonts w:ascii="Avenir Next" w:hAnsi="Avenir Next" w:cs="Avenir Next" w:eastAsia="Avenir Next"/>
+                      <w:color w:val="1A1A1A"/>
                       <w:sz w:val="21"/>
                       <w:szCs w:val="21"/>
                     </w:rPr>
-                    <w:t xml:space="preserve">B</w:t>
-                  </w:r>
-                  <w:r>
-                    <w:rPr>
-                      <w:rFonts w:ascii="Avenir Next" w:hAnsi="Avenir Next" w:cs="Avenir Next" w:eastAsia="Avenir Next"/>
-                      <w:color w:val="1A1A1A"/>
-                      <w:sz w:val="21"/>
-                      <w:szCs w:val="21"/>
-                    </w:rPr>
                     <w:tab/>
                   </w:r>
                   <w:r>
                     <w:rPr>
                       <w:rFonts w:ascii="Avenir Next" w:hAnsi="Avenir Next" w:cs="Avenir Next" w:eastAsia="Avenir Next"/>
                       <w:color w:val="1A1A1A"/>
-                      <w:sz w:val="21"/>
+                      <w:sz w:val="22"/>
                       <w:szCs w:val="21"/>
                     </w:rPr>
                     <w:t xml:space="preserve">96 × 8 = h</w:t>
@@ -3579,7 +3600,7 @@
                     <w:tabs>
                       <w:tab w:val="left" w:pos="340"/>
                     </w:tabs>
-                    <w:spacing w:before="0" w:after="0" w:line="264" w:lineRule="auto"/>
+                    <w:spacing w:before="0" w:after="0" w:line="252" w:lineRule="auto"/>
                     <w:ind w:left="340" w:hanging="340"/>
                   </w:pPr>
                   <w:r>
@@ -3587,25 +3608,25 @@
                       <w:rFonts w:ascii="Avenir Next" w:hAnsi="Avenir Next" w:cs="Avenir Next" w:eastAsia="Avenir Next"/>
                       <w:b/>
                       <w:color w:val="003A70"/>
+                      <w:sz w:val="22"/>
+                      <w:szCs w:val="21"/>
+                    </w:rPr>
+                    <w:t xml:space="preserve">C</w:t>
+                  </w:r>
+                  <w:r>
+                    <w:rPr>
+                      <w:rFonts w:ascii="Avenir Next" w:hAnsi="Avenir Next" w:cs="Avenir Next" w:eastAsia="Avenir Next"/>
+                      <w:color w:val="1A1A1A"/>
                       <w:sz w:val="21"/>
                       <w:szCs w:val="21"/>
                     </w:rPr>
-                    <w:t xml:space="preserve">C</w:t>
-                  </w:r>
-                  <w:r>
-                    <w:rPr>
-                      <w:rFonts w:ascii="Avenir Next" w:hAnsi="Avenir Next" w:cs="Avenir Next" w:eastAsia="Avenir Next"/>
-                      <w:color w:val="1A1A1A"/>
-                      <w:sz w:val="21"/>
-                      <w:szCs w:val="21"/>
-                    </w:rPr>
                     <w:tab/>
                   </w:r>
                   <w:r>
                     <w:rPr>
                       <w:rFonts w:ascii="Avenir Next" w:hAnsi="Avenir Next" w:cs="Avenir Next" w:eastAsia="Avenir Next"/>
                       <w:color w:val="1A1A1A"/>
-                      <w:sz w:val="21"/>
+                      <w:sz w:val="22"/>
                       <w:szCs w:val="21"/>
                     </w:rPr>
                     <w:t xml:space="preserve">96 + 8 = h</w:t>
@@ -3622,7 +3643,7 @@
                     <w:tabs>
                       <w:tab w:val="left" w:pos="340"/>
                     </w:tabs>
-                    <w:spacing w:before="0" w:after="0" w:line="264" w:lineRule="auto"/>
+                    <w:spacing w:before="0" w:after="0" w:line="252" w:lineRule="auto"/>
                     <w:ind w:left="340" w:hanging="340"/>
                   </w:pPr>
                   <w:r>
@@ -3630,25 +3651,25 @@
                       <w:rFonts w:ascii="Avenir Next" w:hAnsi="Avenir Next" w:cs="Avenir Next" w:eastAsia="Avenir Next"/>
                       <w:b/>
                       <w:color w:val="003A70"/>
+                      <w:sz w:val="22"/>
+                      <w:szCs w:val="21"/>
+                    </w:rPr>
+                    <w:t xml:space="preserve">D</w:t>
+                  </w:r>
+                  <w:r>
+                    <w:rPr>
+                      <w:rFonts w:ascii="Avenir Next" w:hAnsi="Avenir Next" w:cs="Avenir Next" w:eastAsia="Avenir Next"/>
+                      <w:color w:val="1A1A1A"/>
                       <w:sz w:val="21"/>
                       <w:szCs w:val="21"/>
                     </w:rPr>
-                    <w:t xml:space="preserve">D</w:t>
-                  </w:r>
-                  <w:r>
-                    <w:rPr>
-                      <w:rFonts w:ascii="Avenir Next" w:hAnsi="Avenir Next" w:cs="Avenir Next" w:eastAsia="Avenir Next"/>
-                      <w:color w:val="1A1A1A"/>
-                      <w:sz w:val="21"/>
-                      <w:szCs w:val="21"/>
-                    </w:rPr>
                     <w:tab/>
                   </w:r>
                   <w:r>
                     <w:rPr>
                       <w:rFonts w:ascii="Avenir Next" w:hAnsi="Avenir Next" w:cs="Avenir Next" w:eastAsia="Avenir Next"/>
                       <w:color w:val="1A1A1A"/>
-                      <w:sz w:val="21"/>
+                      <w:sz w:val="22"/>
                       <w:szCs w:val="21"/>
                     </w:rPr>
                     <w:t xml:space="preserve">8 ÷ 96 = h</w:t>
@@ -3697,19 +3718,42 @@
         <w:tblLook w:val="0000" w:firstRow="0" w:lastRow="0" w:firstColumn="0" w:lastColumn="0" w:noHBand="1" w:noVBand="1"/>
       </w:tblPr>
       <w:tblGrid>
-        <w:gridCol w:w="2000"/>
-        <w:gridCol w:w="2300"/>
-        <w:gridCol w:w="2100"/>
-        <w:gridCol w:w="3104"/>
+        <w:gridCol w:w="1750"/>
+        <w:gridCol w:w="2500"/>
+        <w:gridCol w:w="2200"/>
+        <w:gridCol w:w="3054"/>
       </w:tblGrid>
       <w:tr>
         <w:trPr>
           <w:cantSplit/>
-          <w:trHeight w:val="320" w:hRule="atLeast"/>
+          <w:trHeight w:val="300" w:hRule="atLeast"/>
         </w:trPr>
         <w:tc>
           <w:tcPr>
-            <w:tcW w:w="2000" w:type="dxa"/>
+            <w:tcW w:w="1750" w:type="dxa"/>
+            <w:vAlign w:val="center"/>
+          </w:tcPr>
+          <w:p>
+            <w:pPr>
+              <w:pStyle w:val="Heading2"/>
+              <w:spacing w:before="0" w:after="0" w:line="240" w:lineRule="auto"/>
+            </w:pPr>
+            <w:r>
+              <w:rPr>
+                <w:rFonts w:ascii="Avenir Next" w:hAnsi="Avenir Next" w:cs="Avenir Next" w:eastAsia="Avenir Next"/>
+                <w:b/>
+                <w:color w:val="003A70"/>
+                <w:spacing w:val="12"/>
+                <w:sz w:val="15"/>
+                <w:szCs w:val="15"/>
+              </w:rPr>
+              <w:t xml:space="preserve">CHECK YOURSELF</w:t>
+            </w:r>
+          </w:p>
+        </w:tc>
+        <w:tc>
+          <w:tcPr>
+            <w:tcW w:w="2500" w:type="dxa"/>
             <w:vAlign w:val="center"/>
           </w:tcPr>
           <w:p>
@@ -3718,20 +3762,27 @@
             </w:pPr>
             <w:r>
               <w:rPr>
-                <w:rFonts w:ascii="Avenir Next" w:hAnsi="Avenir Next" w:cs="Avenir Next" w:eastAsia="Avenir Next"/>
-                <w:b/>
-                <w:color w:val="003A70"/>
-                <w:spacing w:val="12"/>
-                <w:sz w:val="15"/>
-                <w:szCs w:val="15"/>
-              </w:rPr>
-              <w:t xml:space="preserve">CHECK YOURSELF</w:t>
+                <w:rFonts w:ascii="Arial" w:hAnsi="Arial" w:cs="Arial" w:eastAsia="Arial"/>
+                <w:color w:val="1A1A1A"/>
+                <w:sz w:val="20"/>
+                <w:szCs w:val="20"/>
+              </w:rPr>
+              <w:t xml:space="preserve">□</w:t>
+            </w:r>
+            <w:r>
+              <w:rPr>
+                <w:rFonts w:ascii="Avenir Next" w:hAnsi="Avenir Next" w:cs="Avenir Next" w:eastAsia="Avenir Next"/>
+                <w:color w:val="1A1A1A"/>
+                <w:sz w:val="17"/>
+                <w:szCs w:val="17"/>
+              </w:rPr>
+              <w:t xml:space="preserve">  I can do this on my own</w:t>
             </w:r>
           </w:p>
         </w:tc>
         <w:tc>
           <w:tcPr>
-            <w:tcW w:w="2300" w:type="dxa"/>
+            <w:tcW w:w="2200" w:type="dxa"/>
             <w:vAlign w:val="center"/>
           </w:tcPr>
           <w:p>
@@ -3742,8 +3793,8 @@
               <w:rPr>
                 <w:rFonts w:ascii="Arial" w:hAnsi="Arial" w:cs="Arial" w:eastAsia="Arial"/>
                 <w:color w:val="1A1A1A"/>
-                <w:sz w:val="24"/>
-                <w:szCs w:val="24"/>
+                <w:sz w:val="20"/>
+                <w:szCs w:val="20"/>
               </w:rPr>
               <w:t xml:space="preserve">□</w:t>
             </w:r>
@@ -3754,13 +3805,13 @@
                 <w:sz w:val="17"/>
                 <w:szCs w:val="17"/>
               </w:rPr>
-              <w:t xml:space="preserve">  I can do this on my own</w:t>
+              <w:t xml:space="preserve">  I need a little help</w:t>
             </w:r>
           </w:p>
         </w:tc>
         <w:tc>
           <w:tcPr>
-            <w:tcW w:w="2100" w:type="dxa"/>
+            <w:tcW w:w="3054" w:type="dxa"/>
             <w:vAlign w:val="center"/>
           </w:tcPr>
           <w:p>
@@ -3771,37 +3822,8 @@
               <w:rPr>
                 <w:rFonts w:ascii="Arial" w:hAnsi="Arial" w:cs="Arial" w:eastAsia="Arial"/>
                 <w:color w:val="1A1A1A"/>
-                <w:sz w:val="24"/>
-                <w:szCs w:val="24"/>
-              </w:rPr>
-              <w:t xml:space="preserve">□</w:t>
-            </w:r>
-            <w:r>
-              <w:rPr>
-                <w:rFonts w:ascii="Avenir Next" w:hAnsi="Avenir Next" w:cs="Avenir Next" w:eastAsia="Avenir Next"/>
-                <w:color w:val="1A1A1A"/>
-                <w:sz w:val="17"/>
-                <w:szCs w:val="17"/>
-              </w:rPr>
-              <w:t xml:space="preserve">  I need a little help</w:t>
-            </w:r>
-          </w:p>
-        </w:tc>
-        <w:tc>
-          <w:tcPr>
-            <w:tcW w:w="3104" w:type="dxa"/>
-            <w:vAlign w:val="center"/>
-          </w:tcPr>
-          <w:p>
-            <w:pPr>
-              <w:spacing w:before="0" w:after="0" w:line="240" w:lineRule="auto"/>
-            </w:pPr>
-            <w:r>
-              <w:rPr>
-                <w:rFonts w:ascii="Arial" w:hAnsi="Arial" w:cs="Arial" w:eastAsia="Arial"/>
-                <w:color w:val="1A1A1A"/>
-                <w:sz w:val="24"/>
-                <w:szCs w:val="24"/>
+                <w:sz w:val="20"/>
+                <w:szCs w:val="20"/>
               </w:rPr>
               <w:t xml:space="preserve">□</w:t>
             </w:r>
@@ -3836,7 +3858,7 @@
     <w:sectPr>
       <w:footerReference w:type="default" r:id="rIdFooter1"/>
       <w:pgSz w:w="12240" w:h="15840"/>
-      <w:pgMar w:top="893" w:right="1224" w:bottom="835" w:left="1512" w:header="432" w:footer="432" w:gutter="0"/>
+      <w:pgMar w:top="780" w:right="1224" w:bottom="760" w:left="1512" w:header="432" w:footer="432" w:gutter="0"/>
       <w:cols w:space="720"/>
     </w:sectPr>
   </w:body>
@@ -3916,7 +3938,106 @@
               <w:sz w:val="15"/>
               <w:szCs w:val="15"/>
             </w:rPr>
-            <w:t xml:space="preserve">Lesson 5-1  ·  Session 1  ·  Prerequisite Practice B</w:t>
+            <w:t xml:space="preserve">5-1 · Page </w:t>
+          </w:r>
+          <w:r>
+            <w:rPr>
+              <w:rFonts w:ascii="Avenir Next" w:hAnsi="Avenir Next" w:cs="Avenir Next" w:eastAsia="Avenir Next"/>
+              <w:color w:val="5A5F66"/>
+              <w:sz w:val="15"/>
+              <w:szCs w:val="15"/>
+            </w:rPr>
+            <w:fldChar w:fldCharType="begin"/>
+          </w:r>
+          <w:r>
+            <w:rPr>
+              <w:rFonts w:ascii="Avenir Next" w:hAnsi="Avenir Next" w:cs="Avenir Next" w:eastAsia="Avenir Next"/>
+              <w:color w:val="5A5F66"/>
+              <w:sz w:val="15"/>
+              <w:szCs w:val="15"/>
+            </w:rPr>
+            <w:instrText xml:space="preserve"> PAGE </w:instrText>
+          </w:r>
+          <w:r>
+            <w:rPr>
+              <w:rFonts w:ascii="Avenir Next" w:hAnsi="Avenir Next" w:cs="Avenir Next" w:eastAsia="Avenir Next"/>
+              <w:color w:val="5A5F66"/>
+              <w:sz w:val="15"/>
+              <w:szCs w:val="15"/>
+            </w:rPr>
+            <w:fldChar w:fldCharType="separate"/>
+          </w:r>
+          <w:r>
+            <w:rPr>
+              <w:rFonts w:ascii="Avenir Next" w:hAnsi="Avenir Next" w:cs="Avenir Next" w:eastAsia="Avenir Next"/>
+              <w:color w:val="5A5F66"/>
+              <w:sz w:val="15"/>
+              <w:szCs w:val="15"/>
+            </w:rPr>
+            <w:t xml:space="preserve">1</w:t>
+          </w:r>
+          <w:r>
+            <w:rPr>
+              <w:rFonts w:ascii="Avenir Next" w:hAnsi="Avenir Next" w:cs="Avenir Next" w:eastAsia="Avenir Next"/>
+              <w:color w:val="5A5F66"/>
+              <w:sz w:val="15"/>
+              <w:szCs w:val="15"/>
+            </w:rPr>
+            <w:fldChar w:fldCharType="end"/>
+          </w:r>
+          <w:r>
+            <w:rPr>
+              <w:rFonts w:ascii="Avenir Next" w:hAnsi="Avenir Next" w:cs="Avenir Next" w:eastAsia="Avenir Next"/>
+              <w:color w:val="5A5F66"/>
+              <w:sz w:val="15"/>
+              <w:szCs w:val="15"/>
+            </w:rPr>
+            <w:t xml:space="preserve"> of </w:t>
+          </w:r>
+          <w:r>
+            <w:rPr>
+              <w:rFonts w:ascii="Avenir Next" w:hAnsi="Avenir Next" w:cs="Avenir Next" w:eastAsia="Avenir Next"/>
+              <w:color w:val="5A5F66"/>
+              <w:sz w:val="15"/>
+              <w:szCs w:val="15"/>
+            </w:rPr>
+            <w:fldChar w:fldCharType="begin"/>
+          </w:r>
+          <w:r>
+            <w:rPr>
+              <w:rFonts w:ascii="Avenir Next" w:hAnsi="Avenir Next" w:cs="Avenir Next" w:eastAsia="Avenir Next"/>
+              <w:color w:val="5A5F66"/>
+              <w:sz w:val="15"/>
+              <w:szCs w:val="15"/>
+            </w:rPr>
+            <w:instrText xml:space="preserve"> NUMPAGES </w:instrText>
+          </w:r>
+          <w:r>
+            <w:rPr>
+              <w:rFonts w:ascii="Avenir Next" w:hAnsi="Avenir Next" w:cs="Avenir Next" w:eastAsia="Avenir Next"/>
+              <w:color w:val="5A5F66"/>
+              <w:sz w:val="15"/>
+              <w:szCs w:val="15"/>
+            </w:rPr>
+            <w:fldChar w:fldCharType="separate"/>
+          </w:r>
+          <w:r>
+            <w:rPr>
+              <w:rFonts w:ascii="Avenir Next" w:hAnsi="Avenir Next" w:cs="Avenir Next" w:eastAsia="Avenir Next"/>
+              <w:color w:val="5A5F66"/>
+              <w:sz w:val="15"/>
+              <w:szCs w:val="15"/>
+            </w:rPr>
+            <w:t xml:space="preserve">1</w:t>
+          </w:r>
+          <w:r>
+            <w:rPr>
+              <w:rFonts w:ascii="Avenir Next" w:hAnsi="Avenir Next" w:cs="Avenir Next" w:eastAsia="Avenir Next"/>
+              <w:color w:val="5A5F66"/>
+              <w:sz w:val="15"/>
+              <w:szCs w:val="15"/>
+            </w:rPr>
+            <w:fldChar w:fldCharType="end"/>
           </w:r>
         </w:p>
       </w:tc>
@@ -3959,5 +4080,23 @@
       </w:tblCellMar>
     </w:tblPr>
   </w:style>
+  <w:style w:type="paragraph" w:styleId="Heading1">
+    <w:name w:val="heading 1"/>
+    <w:basedOn w:val="Normal"/>
+    <w:pPr>
+      <w:outlineLvl w:val="0"/>
+      <w:keepNext w:val="0"/>
+      <w:keepLines w:val="0"/>
+    </w:pPr>
+  </w:style>
+  <w:style w:type="paragraph" w:styleId="Heading2">
+    <w:name w:val="heading 2"/>
+    <w:basedOn w:val="Normal"/>
+    <w:pPr>
+      <w:outlineLvl w:val="1"/>
+      <w:keepNext w:val="0"/>
+      <w:keepLines w:val="0"/>
+    </w:pPr>
+  </w:style>
 </w:styles>
 </file>